--- a/docs/pareceres/parecer-video-2-revisao-externa.docx
+++ b/docs/pareceres/parecer-video-2-revisao-externa.docx
@@ -25,7 +25,7 @@
           <w:color w:val="555555"/>
           <w:sz w:val="22"/>
         </w:rPr>
-        <w:t>Alienígenas e humanos · Jan Val Ellam · 12/09/2026 × KB-RC · Agente 86 · 16 de setembro de 2026</w:t>
+        <w:t>Alienígenas e humanos · Jan Val Ellam · 12/09/2026 × KB-RC · Agente 86 · 16 de setembro de 2026 · §3 RETRATADO · esteira executada</w:t>
       </w:r>
     </w:p>
     <w:p/>
@@ -88,8 +88,13 @@
         <w:t>Objeto:</w:t>
       </w:r>
       <w:r>
-        <w:t xml:space="preserve"> receber e auditar </w:t>
-      </w:r>
+        <w:t xml:space="preserve"> receber e auditar a revisão que o Comandante fez do 2º vídeo, entregue como</w:t>
+      </w:r>
+    </w:p>
+    <w:p>
+      <w:pPr>
+        <w:jc w:val="both"/>
+      </w:pPr>
       <w:r>
         <w:rPr>
           <w:rFonts w:ascii="Consolas" w:hAnsi="Consolas"/>
@@ -98,7 +103,7 @@
         <w:t>upload/alienigenas-ou-seres-de-outro-universo.docx</w:t>
       </w:r>
       <w:r>
-        <w:t xml:space="preserve"> — a revisão que o</w:t>
+        <w:t xml:space="preserve"> e hoje instalada em</w:t>
       </w:r>
     </w:p>
     <w:p>
@@ -106,7 +111,14 @@
         <w:jc w:val="both"/>
       </w:pPr>
       <w:r>
-        <w:t>Comandante fez do 2º vídeo, produzida fora da esteira da casa, no contexto do teste de "uma outra</w:t>
+        <w:rPr>
+          <w:rFonts w:ascii="Consolas" w:hAnsi="Consolas"/>
+          <w:sz w:val="20"/>
+        </w:rPr>
+        <w:t>transcricoes/2026-09-12-alienigenas-e-humanos-entre-nos/00-fonte/revisao-comandante.docx</w:t>
+      </w:r>
+      <w:r>
+        <w:t xml:space="preserve"> — a revisão que o</w:t>
       </w:r>
     </w:p>
     <w:p>
@@ -114,7 +126,7 @@
         <w:jc w:val="both"/>
       </w:pPr>
       <w:r>
-        <w:t>ferramenta de transcrição que forneça conteúdo mais higienizado".</w:t>
+        <w:t>Comandante fez do 2º vídeo, produzida fora da esteira da casa, no contexto do teste de "uma outra</w:t>
       </w:r>
     </w:p>
     <w:p>
@@ -122,13 +134,7 @@
         <w:jc w:val="both"/>
       </w:pPr>
       <w:r>
-        <w:rPr>
-          <w:b/>
-        </w:rPr>
-        <w:t>Status: COMPLETO no que depende da casa; BLOQUEADO na camada 1.</w:t>
-      </w:r>
-      <w:r>
-        <w:t xml:space="preserve"> A auditoria terminológica contra</w:t>
+        <w:t>ferramenta de transcrição que forneça conteúdo mais higienizado".</w:t>
       </w:r>
     </w:p>
     <w:p>
@@ -136,16 +142,17 @@
         <w:jc w:val="both"/>
       </w:pPr>
       <w:r>
-        <w:t xml:space="preserve">a KB-RC está feita e é conclusiva. A auditoria de </w:t>
-      </w:r>
-      <w:r>
-        <w:rPr>
-          <w:b/>
-        </w:rPr>
-        <w:t>proveniência</w:t>
-      </w:r>
-      <w:r>
-        <w:t xml:space="preserve"> (o que a ferramenta mudou em</w:t>
+        <w:t xml:space="preserve">**Status: COMPLETO. Bruto oficial recebido em 16/09/2026 (commit </w:t>
+      </w:r>
+      <w:r>
+        <w:rPr>
+          <w:rFonts w:ascii="Consolas" w:hAnsi="Consolas"/>
+          <w:sz w:val="20"/>
+        </w:rPr>
+        <w:t>87a3525</w:t>
+      </w:r>
+      <w:r>
+        <w:t>) — e ele RETIFICA duas</w:t>
       </w:r>
     </w:p>
     <w:p>
@@ -153,16 +160,7 @@
         <w:jc w:val="both"/>
       </w:pPr>
       <w:r>
-        <w:t xml:space="preserve">relação ao que foi dito) está feita contra uma </w:t>
-      </w:r>
-      <w:r>
-        <w:rPr>
-          <w:b/>
-        </w:rPr>
-        <w:t>captura de referência</w:t>
-      </w:r>
-      <w:r>
-        <w:t>, não contra um bruto</w:t>
+        <w:t>partes deste parecer.** A auditoria terminológica contra a KB-RC estava certa e continua valendo</w:t>
       </w:r>
     </w:p>
     <w:p>
@@ -170,7 +168,16 @@
         <w:jc w:val="both"/>
       </w:pPr>
       <w:r>
-        <w:t>oficial — e essa diferença está declarada em cada achado. Saída bruta do instrumento:</w:t>
+        <w:t xml:space="preserve">(§6). A auditoria de proveniência foi refeita contra o bruto oficial: </w:t>
+      </w:r>
+      <w:r>
+        <w:rPr>
+          <w:b/>
+        </w:rPr>
+        <w:t>8,12%</w:t>
+      </w:r>
+      <w:r>
+        <w:t xml:space="preserve"> de divergência, não</w:t>
       </w:r>
     </w:p>
     <w:p>
@@ -178,24 +185,257 @@
         <w:jc w:val="both"/>
       </w:pPr>
       <w:r>
+        <w:t xml:space="preserve">9,23% (§4). E o </w:t>
+      </w:r>
+      <w:r>
+        <w:rPr>
+          <w:b/>
+        </w:rPr>
+        <w:t>§3 está RETRATADO</w:t>
+      </w:r>
+      <w:r>
+        <w:t>: a pontuação que atribuí ao ASR do YouTube era da minha rota de</w:t>
+      </w:r>
+    </w:p>
+    <w:p>
+      <w:pPr>
+        <w:jc w:val="both"/>
+      </w:pPr>
+      <w:r>
+        <w:t>captura, não do YouTube — a mesma rota que corrompeu "ovo cósmico" em "novo cósmico". Ver §3, que foi</w:t>
+      </w:r>
+    </w:p>
+    <w:p>
+      <w:pPr>
+        <w:jc w:val="both"/>
+      </w:pPr>
+      <w:r>
+        <w:t>reescrito como retratação, e §2, que registra a chegada do bruto.</w:t>
+      </w:r>
+    </w:p>
+    <w:p>
+      <w:pPr>
+        <w:jc w:val="both"/>
+      </w:pPr>
+      <w:r>
+        <w:rPr>
+          <w:b/>
+        </w:rPr>
+        <w:t>ESTEIRA EXECUTADA em 16/09/2026</w:t>
+      </w:r>
+      <w:r>
+        <w:t>, por despacho do Comandante ("uma esteira normal", sem</w:t>
+      </w:r>
+    </w:p>
+    <w:p>
+      <w:pPr>
+        <w:jc w:val="both"/>
+      </w:pPr>
+      <w:r>
+        <w:t xml:space="preserve">comparação de motores): pasta </w:t>
+      </w:r>
+      <w:r>
         <w:rPr>
           <w:rFonts w:ascii="Consolas" w:hAnsi="Consolas"/>
           <w:sz w:val="20"/>
         </w:rPr>
-        <w:t>docs/pareceres/video-2-medicao.md</w:t>
-      </w:r>
-      <w:r>
-        <w:t xml:space="preserve"> e </w:t>
+        <w:t>transcricoes/2026-09-12-alienigenas-e-humanos-entre-nos</w:t>
+      </w:r>
+      <w:r>
+        <w:t>, bruto oficial instalado, diagnóstico, 3 blocos,</w:t>
+      </w:r>
+    </w:p>
+    <w:p>
+      <w:pPr>
+        <w:jc w:val="both"/>
+      </w:pPr>
+      <w:r>
+        <w:t xml:space="preserve">livro-razão com 29 linhas decididas, produto </w:t>
       </w:r>
       <w:r>
         <w:rPr>
           <w:rFonts w:ascii="Consolas" w:hAnsi="Consolas"/>
           <w:sz w:val="20"/>
         </w:rPr>
+        <w:t>.docx</w:t>
+      </w:r>
+      <w:r>
+        <w:t xml:space="preserve">, devolução à KB e fonte </w:t>
+      </w:r>
+      <w:r>
+        <w:rPr>
+          <w:rFonts w:ascii="Consolas" w:hAnsi="Consolas"/>
+          <w:sz w:val="20"/>
+        </w:rPr>
+        <w:t>Y2026-09-12</w:t>
+      </w:r>
+    </w:p>
+    <w:p>
+      <w:pPr>
+        <w:jc w:val="both"/>
+      </w:pPr>
+      <w:r>
+        <w:t xml:space="preserve">registrada. </w:t>
+      </w:r>
+      <w:r>
+        <w:rPr>
+          <w:b/>
+        </w:rPr>
+        <w:t xml:space="preserve">Portões G1–G8 </w:t>
+      </w:r>
+      <w:r>
+        <w:rPr>
+          <w:rFonts w:ascii="Consolas" w:hAnsi="Consolas"/>
+          <w:b/>
+          <w:sz w:val="20"/>
+        </w:rPr>
+        <w:t>ok</w:t>
+      </w:r>
+      <w:r>
+        <w:rPr>
+          <w:b/>
+        </w:rPr>
+        <w:t xml:space="preserve">, G9 </w:t>
+      </w:r>
+      <w:r>
+        <w:rPr>
+          <w:rFonts w:ascii="Consolas" w:hAnsi="Consolas"/>
+          <w:b/>
+          <w:sz w:val="20"/>
+        </w:rPr>
+        <w:t>n/a</w:t>
+      </w:r>
+      <w:r>
+        <w:t xml:space="preserve"> (a revisão externa é humana, não derivado de</w:t>
+      </w:r>
+    </w:p>
+    <w:p>
+      <w:pPr>
+        <w:jc w:val="both"/>
+      </w:pPr>
+      <w:r>
+        <w:t>máquina). As três regressões que este parecer apontou foram corrigidas nos blocos — e uma</w:t>
+      </w:r>
+    </w:p>
+    <w:p>
+      <w:pPr>
+        <w:jc w:val="both"/>
+      </w:pPr>
+      <w:r>
+        <w:t xml:space="preserve">quarta apareceu na conferência final: </w:t>
+      </w:r>
+      <w:r>
+        <w:rPr>
+          <w:rFonts w:ascii="Consolas" w:hAnsi="Consolas"/>
+          <w:sz w:val="20"/>
+        </w:rPr>
+        <w:t>glues</w:t>
+      </w:r>
+      <w:r>
+        <w:t>→</w:t>
+      </w:r>
+      <w:r>
+        <w:rPr>
+          <w:b/>
+        </w:rPr>
+        <w:t>gluons</w:t>
+      </w:r>
+      <w:r>
+        <w:t xml:space="preserve"> (RC-034), </w:t>
+      </w:r>
+      <w:r>
+        <w:rPr>
+          <w:rFonts w:ascii="Consolas" w:hAnsi="Consolas"/>
+          <w:sz w:val="20"/>
+        </w:rPr>
+        <w:t>pósetron</w:t>
+      </w:r>
+      <w:r>
+        <w:t>→</w:t>
+      </w:r>
+      <w:r>
+        <w:rPr>
+          <w:b/>
+        </w:rPr>
+        <w:t>pósitron</w:t>
+      </w:r>
+    </w:p>
+    <w:p>
+      <w:pPr>
+        <w:jc w:val="both"/>
+      </w:pPr>
+      <w:r>
+        <w:t xml:space="preserve">(RC-636) e "hoje a parte"→"hoje </w:t>
+      </w:r>
+      <w:r>
+        <w:rPr>
+          <w:b/>
+        </w:rPr>
+        <w:t>à tarde</w:t>
+      </w:r>
+      <w:r>
+        <w:t>", que o bruto atesta e muda o sentido da frase de</w:t>
+      </w:r>
+    </w:p>
+    <w:p>
+      <w:pPr>
+        <w:jc w:val="both"/>
+      </w:pPr>
+      <w:r>
+        <w:t xml:space="preserve">abertura. Detalhes em </w:t>
+      </w:r>
+      <w:r>
+        <w:rPr>
+          <w:rFonts w:ascii="Consolas" w:hAnsi="Consolas"/>
+          <w:sz w:val="20"/>
+        </w:rPr>
+        <w:t>40-devolucao/devolucao-a-kb.md</w:t>
+      </w:r>
+      <w:r>
+        <w:t xml:space="preserve"> e </w:t>
+      </w:r>
+      <w:r>
+        <w:rPr>
+          <w:rFonts w:ascii="Consolas" w:hAnsi="Consolas"/>
+          <w:sz w:val="20"/>
+        </w:rPr>
+        <w:t>40-devolucao/adjudicacao.md</w:t>
+      </w:r>
+      <w:r>
+        <w:t>. Saída bruta do instrumento:</w:t>
+      </w:r>
+    </w:p>
+    <w:p>
+      <w:pPr>
+        <w:jc w:val="both"/>
+      </w:pPr>
+      <w:r>
+        <w:rPr>
+          <w:rFonts w:ascii="Consolas" w:hAnsi="Consolas"/>
+          <w:sz w:val="20"/>
+        </w:rPr>
+        <w:t>docs/pareceres/video-2-medicao.md</w:t>
+      </w:r>
+      <w:r>
+        <w:t xml:space="preserve"> e </w:t>
+      </w:r>
+      <w:r>
+        <w:rPr>
+          <w:rFonts w:ascii="Consolas" w:hAnsi="Consolas"/>
+          <w:sz w:val="20"/>
+        </w:rPr>
         <w:t>docs/pareceres/video-2-perfil.json</w:t>
       </w:r>
       <w:r>
-        <w:t>.</w:t>
+        <w:t xml:space="preserve"> (medidos sobre a captura de</w:t>
+      </w:r>
+    </w:p>
+    <w:p>
+      <w:pPr>
+        <w:jc w:val="both"/>
+      </w:pPr>
+      <w:r>
+        <w:t>referência — mantidos como evidência do defeito, não como medição do vídeo).</w:t>
       </w:r>
     </w:p>
     <w:p>
@@ -377,10 +617,10 @@
         <w:rPr>
           <w:b/>
         </w:rPr>
-        <w:t>2. A divergência de 9,23% não é perda — é correção.</w:t>
-      </w:r>
-      <w:r>
-        <w:t xml:space="preserve"> Decomposta palavra a palavra (§4), ela é:</w:t>
+        <w:t>2. A divergência de 8,12% não é perda — é correção</w:t>
+      </w:r>
+      <w:r>
+        <w:t xml:space="preserve"> (medida contra o bruto oficial; eram 9,23%</w:t>
       </w:r>
     </w:p>
     <w:p>
@@ -388,27 +628,472 @@
         <w:jc w:val="both"/>
       </w:pPr>
       <w:r>
-        <w:t>anotações de áudio do YouTube removidas (</w:t>
+        <w:t>contra a minha captura, que estava corrompida). Decomposta palavra a palavra (§4): 23 tokens de</w:t>
+      </w:r>
+    </w:p>
+    <w:p>
+      <w:pPr>
+        <w:jc w:val="both"/>
+      </w:pPr>
+      <w:r>
+        <w:t>corruptelas do ASR consertadas (</w:t>
+      </w:r>
+      <w:r>
+        <w:rPr>
+          <w:i/>
+        </w:rPr>
+        <w:t>julgo</w:t>
+      </w:r>
+      <w:r>
+        <w:t>→</w:t>
+      </w:r>
+      <w:r>
+        <w:rPr>
+          <w:i/>
+        </w:rPr>
+        <w:t>jugo</w:t>
+      </w:r>
+      <w:r>
+        <w:t xml:space="preserve">, </w:t>
+      </w:r>
+      <w:r>
+        <w:rPr>
+          <w:i/>
+        </w:rPr>
+        <w:t>mitlogo</w:t>
+      </w:r>
+      <w:r>
+        <w:t>→</w:t>
+      </w:r>
+      <w:r>
+        <w:rPr>
+          <w:i/>
+        </w:rPr>
+        <w:t>mitólogo</w:t>
+      </w:r>
+      <w:r>
+        <w:t xml:space="preserve">, </w:t>
+      </w:r>
+      <w:r>
+        <w:rPr>
+          <w:i/>
+        </w:rPr>
+        <w:t>chamanismo</w:t>
+      </w:r>
+      <w:r>
+        <w:t>→</w:t>
+      </w:r>
+      <w:r>
+        <w:rPr>
+          <w:i/>
+        </w:rPr>
+        <w:t>xamanismo</w:t>
+      </w:r>
+      <w:r>
+        <w:t>,</w:t>
+      </w:r>
+    </w:p>
+    <w:p>
+      <w:pPr>
+        <w:jc w:val="both"/>
+      </w:pPr>
+      <w:r>
+        <w:rPr>
+          <w:i/>
+        </w:rPr>
+        <w:t>acásicos/acáxicos</w:t>
+      </w:r>
+      <w:r>
+        <w:t>→</w:t>
+      </w:r>
+      <w:r>
+        <w:rPr>
+          <w:i/>
+        </w:rPr>
+        <w:t>Akáshicos</w:t>
+      </w:r>
+      <w:r>
+        <w:t xml:space="preserve">, </w:t>
+      </w:r>
+      <w:r>
+        <w:rPr>
+          <w:i/>
+        </w:rPr>
+        <w:t>locas/louoca</w:t>
+      </w:r>
+      <w:r>
+        <w:t>→</w:t>
+      </w:r>
+      <w:r>
+        <w:rPr>
+          <w:i/>
+        </w:rPr>
+        <w:t>lokas</w:t>
+      </w:r>
+      <w:r>
+        <w:t xml:space="preserve">, </w:t>
+      </w:r>
+      <w:r>
+        <w:rPr>
+          <w:i/>
+        </w:rPr>
+        <w:t>qualia</w:t>
+      </w:r>
+      <w:r>
+        <w:t>→</w:t>
+      </w:r>
+      <w:r>
+        <w:rPr>
+          <w:i/>
+        </w:rPr>
+        <w:t>colmeia</w:t>
+      </w:r>
+      <w:r>
+        <w:t xml:space="preserve">, </w:t>
+      </w:r>
+      <w:r>
+        <w:rPr>
+          <w:i/>
+        </w:rPr>
+        <w:t>paraa</w:t>
+      </w:r>
+      <w:r>
+        <w:t>→</w:t>
+      </w:r>
+      <w:r>
+        <w:rPr>
+          <w:i/>
+        </w:rPr>
+        <w:t>para a</w:t>
+      </w:r>
+      <w:r>
+        <w:t>,</w:t>
+      </w:r>
+    </w:p>
+    <w:p>
+      <w:pPr>
+        <w:jc w:val="both"/>
+      </w:pPr>
+      <w:r>
+        <w:rPr>
+          <w:i/>
+        </w:rPr>
+        <w:t>reu</w:t>
+      </w:r>
+      <w:r>
+        <w:t>→</w:t>
+      </w:r>
+      <w:r>
+        <w:rPr>
+          <w:i/>
+        </w:rPr>
+        <w:t>eu</w:t>
+      </w:r>
+      <w:r>
+        <w:t xml:space="preserve">, </w:t>
+      </w:r>
+      <w:r>
+        <w:rPr>
+          <w:i/>
+        </w:rPr>
+        <w:t>colapse</w:t>
+      </w:r>
+      <w:r>
+        <w:t>→</w:t>
+      </w:r>
+      <w:r>
+        <w:rPr>
+          <w:i/>
+        </w:rPr>
+        <w:t>colapsa</w:t>
+      </w:r>
+      <w:r>
+        <w:t xml:space="preserve">), 19 tokens de </w:t>
+      </w:r>
+      <w:r>
+        <w:rPr>
+          <w:b/>
+        </w:rPr>
+        <w:t>dêiticos nomeados</w:t>
+      </w:r>
+      <w:r>
+        <w:t xml:space="preserve"> — o que o Comandante explicou:</w:t>
+      </w:r>
+    </w:p>
+    <w:p>
+      <w:pPr>
+        <w:jc w:val="both"/>
+      </w:pPr>
+      <w:r>
+        <w:t>Ellam apontava para a tela e dizia "este aqui"/"aquele ali", e a revisão nomeia o que ele apontava</w:t>
+      </w:r>
+    </w:p>
+    <w:p>
+      <w:pPr>
+        <w:jc w:val="both"/>
+      </w:pPr>
+      <w:r>
+        <w:t>("o lado antimaterial", "Brahmaloka", "Bhuloka") —, 20 de reescrita de ligação, 4 de números</w:t>
+      </w:r>
+    </w:p>
+    <w:p>
+      <w:pPr>
+        <w:jc w:val="both"/>
+      </w:pPr>
+      <w:r>
+        <w:t xml:space="preserve">normalizados e 4 de marcadores orais podados. A revisão é </w:t>
+      </w:r>
+      <w:r>
+        <w:rPr>
+          <w:b/>
+        </w:rPr>
+        <w:t>curadoria doutrinária de qualidade</w:t>
+      </w:r>
+      <w:r>
+        <w:t>, não</w:t>
+      </w:r>
+    </w:p>
+    <w:p>
+      <w:pPr>
+        <w:jc w:val="both"/>
+      </w:pPr>
+      <w:r>
+        <w:t>higienização.</w:t>
+      </w:r>
+    </w:p>
+    <w:p>
+      <w:pPr>
+        <w:jc w:val="both"/>
+      </w:pPr>
+      <w:r>
+        <w:rPr>
+          <w:b/>
+        </w:rPr>
+        <w:t>3. O teto de 5% do portão G9 é da camada 2, e aplicá-lo a este arquivo é erro de categoria.</w:t>
+      </w:r>
+    </w:p>
+    <w:p>
+      <w:pPr>
+        <w:jc w:val="both"/>
+      </w:pPr>
+      <w:r>
+        <w:t>Um derivado de máquina não tem motivo para mudar palavra; uma revisão humana tem o dever de mudar.</w:t>
+      </w:r>
+    </w:p>
+    <w:p>
+      <w:pPr>
+        <w:jc w:val="both"/>
+      </w:pPr>
+      <w:r>
+        <w:t>Se este arquivo entrasse como derivado, o G9 o reprovaria — e estaria errado (§5). **Proposta:</w:t>
+      </w:r>
+    </w:p>
+    <w:p>
+      <w:pPr>
+        <w:jc w:val="both"/>
+      </w:pPr>
+      <w:r>
+        <w:t>teto por natureza da camada*</w:t>
+      </w:r>
+      <w:r>
+        <w:rPr>
+          <w:i/>
+        </w:rPr>
+        <w:t xml:space="preserve">, e auditoria de </w:t>
+      </w:r>
+      <w:r>
+        <w:t>rastreabilidade* (não de divergência) para revisão</w:t>
+      </w:r>
+    </w:p>
+    <w:p>
+      <w:pPr>
+        <w:jc w:val="both"/>
+      </w:pPr>
+      <w:r>
+        <w:t>de terceiro.</w:t>
+      </w:r>
+    </w:p>
+    <w:p>
+      <w:pPr>
+        <w:jc w:val="both"/>
+      </w:pPr>
+      <w:r>
+        <w:rPr>
+          <w:b/>
+        </w:rPr>
+        <w:t>4. RETRATADO — o ASR do YouTube NÃO pontua; quem pontuou foi a minha rota de captura.</w:t>
+      </w:r>
+    </w:p>
+    <w:p>
+      <w:pPr>
+        <w:jc w:val="both"/>
+      </w:pPr>
+      <w:r>
+        <w:t xml:space="preserve">O bruto oficial tem </w:t>
+      </w:r>
+      <w:r>
+        <w:rPr>
+          <w:b/>
+        </w:rPr>
+        <w:t>0,11 sinais por 100 palavras</w:t>
+      </w:r>
+      <w:r>
+        <w:t xml:space="preserve"> (0 vírgulas, 2 pontos, e os dois são os pontos</w:t>
+      </w:r>
+    </w:p>
+    <w:p>
+      <w:pPr>
+        <w:jc w:val="both"/>
+      </w:pPr>
+      <w:r>
+        <w:t>decimais de "3.000" e "5.000"). A premissa do Guia §8 continua inteira, e a arquitetura de camadas</w:t>
+      </w:r>
+    </w:p>
+    <w:p>
+      <w:pPr>
+        <w:jc w:val="both"/>
+      </w:pPr>
+      <w:r>
+        <w:t>do vídeo 1 não precisa ser reavaliada. O que o episódio ensina é outro, e vale mais: **captura de</w:t>
+      </w:r>
+    </w:p>
+    <w:p>
+      <w:pPr>
+        <w:jc w:val="both"/>
+      </w:pPr>
+      <w:r>
+        <w:t>transcrição por fetch de página não é fonte** — a rota devolveu texto pontuado, capitalizado e com uma</w:t>
+      </w:r>
+    </w:p>
+    <w:p>
+      <w:pPr>
+        <w:jc w:val="both"/>
+      </w:pPr>
+      <w:r>
+        <w:t>palavra corrompida ("ovo cósmico" → "novo cósmico"). Ver §3.</w:t>
+      </w:r>
+    </w:p>
+    <w:p>
+      <w:pPr>
+        <w:jc w:val="both"/>
+      </w:pPr>
+      <w:r>
+        <w:rPr>
+          <w:b/>
+        </w:rPr>
+        <w:t>5. Duas regressões na revisão, ambas com canônico na KB</w:t>
+      </w:r>
+      <w:r>
+        <w:t xml:space="preserve"> — e ambas com a mesma causa provável: o</w:t>
+      </w:r>
+    </w:p>
+    <w:p>
+      <w:pPr>
+        <w:jc w:val="both"/>
+      </w:pPr>
+      <w:r>
+        <w:t xml:space="preserve">corretor ortográfico do editor de texto. </w:t>
+      </w:r>
+      <w:r>
+        <w:rPr>
+          <w:i/>
+        </w:rPr>
+        <w:t>glues</w:t>
+      </w:r>
+      <w:r>
+        <w:t xml:space="preserve"> → a KB diz </w:t>
+      </w:r>
+      <w:r>
+        <w:rPr>
+          <w:b/>
+        </w:rPr>
+        <w:t>gluons</w:t>
+      </w:r>
+      <w:r>
+        <w:t xml:space="preserve"> (RC-034). </w:t>
+      </w:r>
+      <w:r>
+        <w:rPr>
+          <w:i/>
+        </w:rPr>
+        <w:t>pósetron</w:t>
+      </w:r>
+      <w:r>
+        <w:t xml:space="preserve"> → a KB</w:t>
+      </w:r>
+    </w:p>
+    <w:p>
+      <w:pPr>
+        <w:jc w:val="both"/>
+      </w:pPr>
+      <w:r>
+        <w:t xml:space="preserve">diz </w:t>
+      </w:r>
+      <w:r>
+        <w:rPr>
+          <w:b/>
+        </w:rPr>
+        <w:t>pósitron</w:t>
+      </w:r>
+      <w:r>
+        <w:t xml:space="preserve"> (RC-161, RC-636). É o equivalente doméstico da censura do LLM: uma camada</w:t>
+      </w:r>
+    </w:p>
+    <w:p>
+      <w:pPr>
+        <w:jc w:val="both"/>
+      </w:pPr>
+      <w:r>
+        <w:t>automática entre o autor e o texto, trocando palavra sem avisar (§6).</w:t>
+      </w:r>
+    </w:p>
+    <w:p>
+      <w:pPr>
+        <w:jc w:val="both"/>
+      </w:pPr>
+      <w:r>
+        <w:rPr>
+          <w:b/>
+        </w:rPr>
+        <w:t>6. A camada 1 chegou e a fila destravou.</w:t>
+      </w:r>
+      <w:r>
+        <w:t xml:space="preserve"> O Comandante subiu </w:t>
       </w:r>
       <w:r>
         <w:rPr>
           <w:rFonts w:ascii="Consolas" w:hAnsi="Consolas"/>
           <w:sz w:val="20"/>
         </w:rPr>
-        <w:t>[roncando]</w:t>
-      </w:r>
-      <w:r>
-        <w:t xml:space="preserve">×4, </w:t>
+        <w:t>upload/video-2-transcri-youtube.txt</w:t>
+      </w:r>
+    </w:p>
+    <w:p>
+      <w:pPr>
+        <w:jc w:val="both"/>
+      </w:pPr>
+      <w:r>
+        <w:t xml:space="preserve">(commit </w:t>
       </w:r>
       <w:r>
         <w:rPr>
           <w:rFonts w:ascii="Consolas" w:hAnsi="Consolas"/>
           <w:sz w:val="20"/>
         </w:rPr>
-        <w:t>[limpando a garganta]</w:t>
-      </w:r>
-      <w:r>
-        <w:t>×5), correções</w:t>
+        <w:t>87a3525</w:t>
+      </w:r>
+      <w:r>
+        <w:t xml:space="preserve">, sha256 </w:t>
+      </w:r>
+      <w:r>
+        <w:rPr>
+          <w:rFonts w:ascii="Consolas" w:hAnsi="Consolas"/>
+          <w:sz w:val="20"/>
+        </w:rPr>
+        <w:t>16c9276ae847dd728b4be0d731132b8848e0b5fad4d9b0ced966121b0939e9a1</w:t>
+      </w:r>
+      <w:r>
+        <w:t>,</w:t>
       </w:r>
     </w:p>
     <w:p>
@@ -416,61 +1101,16 @@
         <w:jc w:val="both"/>
       </w:pPr>
       <w:r>
-        <w:t>ortográficas e terminológicas (</w:t>
-      </w:r>
-      <w:r>
-        <w:rPr>
-          <w:i/>
-        </w:rPr>
-        <w:t>julgo</w:t>
-      </w:r>
-      <w:r>
-        <w:t>→</w:t>
-      </w:r>
-      <w:r>
-        <w:rPr>
-          <w:i/>
-        </w:rPr>
-        <w:t>jugo</w:t>
-      </w:r>
-      <w:r>
-        <w:t xml:space="preserve">, </w:t>
-      </w:r>
-      <w:r>
-        <w:rPr>
-          <w:i/>
-        </w:rPr>
-        <w:t>mitlogo</w:t>
-      </w:r>
-      <w:r>
-        <w:t>→</w:t>
-      </w:r>
-      <w:r>
-        <w:rPr>
-          <w:i/>
-        </w:rPr>
-        <w:t>mitólogo</w:t>
-      </w:r>
-      <w:r>
-        <w:t xml:space="preserve">, </w:t>
-      </w:r>
-      <w:r>
-        <w:rPr>
-          <w:i/>
-        </w:rPr>
-        <w:t>chamanismo</w:t>
-      </w:r>
-      <w:r>
-        <w:t>→</w:t>
-      </w:r>
-      <w:r>
-        <w:rPr>
-          <w:i/>
-        </w:rPr>
-        <w:t>xamanismo</w:t>
-      </w:r>
-      <w:r>
-        <w:t>,</w:t>
+        <w:t xml:space="preserve">11.638 bytes, corpo de </w:t>
+      </w:r>
+      <w:r>
+        <w:rPr>
+          <w:b/>
+        </w:rPr>
+        <w:t>1.810 palavras</w:t>
+      </w:r>
+      <w:r>
+        <w:t xml:space="preserve"> na linha 12). É o bruto oficial: G1 tem o que hashar, e as</w:t>
       </w:r>
     </w:p>
     <w:p>
@@ -478,315 +1118,7 @@
         <w:jc w:val="both"/>
       </w:pPr>
       <w:r>
-        <w:rPr>
-          <w:i/>
-        </w:rPr>
-        <w:t>novo cósmico</w:t>
-      </w:r>
-      <w:r>
-        <w:t>→</w:t>
-      </w:r>
-      <w:r>
-        <w:rPr>
-          <w:i/>
-        </w:rPr>
-        <w:t>ovo cósmico</w:t>
-      </w:r>
-      <w:r>
-        <w:t xml:space="preserve">, </w:t>
-      </w:r>
-      <w:r>
-        <w:rPr>
-          <w:i/>
-        </w:rPr>
-        <w:t>acásicos/acáxicos</w:t>
-      </w:r>
-      <w:r>
-        <w:t>→</w:t>
-      </w:r>
-      <w:r>
-        <w:rPr>
-          <w:i/>
-        </w:rPr>
-        <w:t>Akáshicos</w:t>
-      </w:r>
-      <w:r>
-        <w:t xml:space="preserve">, </w:t>
-      </w:r>
-      <w:r>
-        <w:rPr>
-          <w:i/>
-        </w:rPr>
-        <w:t>locas/louoca</w:t>
-      </w:r>
-      <w:r>
-        <w:t>→</w:t>
-      </w:r>
-      <w:r>
-        <w:rPr>
-          <w:i/>
-        </w:rPr>
-        <w:t>lokas</w:t>
-      </w:r>
-      <w:r>
-        <w:t>,</w:t>
-      </w:r>
-    </w:p>
-    <w:p>
-      <w:pPr>
-        <w:jc w:val="both"/>
-      </w:pPr>
-      <w:r>
-        <w:rPr>
-          <w:i/>
-        </w:rPr>
-        <w:t>qualia</w:t>
-      </w:r>
-      <w:r>
-        <w:t>→</w:t>
-      </w:r>
-      <w:r>
-        <w:rPr>
-          <w:i/>
-        </w:rPr>
-        <w:t>colmeia</w:t>
-      </w:r>
-      <w:r>
-        <w:t>) e resolução de dêiticos ("isso aqui" → "o lado antimaterial / Brahmaloka").</w:t>
-      </w:r>
-    </w:p>
-    <w:p>
-      <w:pPr>
-        <w:jc w:val="both"/>
-      </w:pPr>
-      <w:r>
-        <w:t xml:space="preserve">A revisão é </w:t>
-      </w:r>
-      <w:r>
-        <w:rPr>
-          <w:b/>
-        </w:rPr>
-        <w:t>curadoria doutrinária de qualidade</w:t>
-      </w:r>
-      <w:r>
-        <w:t>, não higienização.</w:t>
-      </w:r>
-    </w:p>
-    <w:p>
-      <w:pPr>
-        <w:jc w:val="both"/>
-      </w:pPr>
-      <w:r>
-        <w:rPr>
-          <w:b/>
-        </w:rPr>
-        <w:t>3. O teto de 5% do portão G9 é da camada 2, e aplicá-lo a este arquivo é erro de categoria.</w:t>
-      </w:r>
-    </w:p>
-    <w:p>
-      <w:pPr>
-        <w:jc w:val="both"/>
-      </w:pPr>
-      <w:r>
-        <w:t>Um derivado de máquina não tem motivo para mudar palavra; uma revisão humana tem o dever de mudar.</w:t>
-      </w:r>
-    </w:p>
-    <w:p>
-      <w:pPr>
-        <w:jc w:val="both"/>
-      </w:pPr>
-      <w:r>
-        <w:t>Se este arquivo entrasse como derivado, o G9 o reprovaria — e estaria errado (§5). **Proposta:</w:t>
-      </w:r>
-    </w:p>
-    <w:p>
-      <w:pPr>
-        <w:jc w:val="both"/>
-      </w:pPr>
-      <w:r>
-        <w:t>teto por natureza da camada*</w:t>
-      </w:r>
-      <w:r>
-        <w:rPr>
-          <w:i/>
-        </w:rPr>
-        <w:t xml:space="preserve">, e auditoria de </w:t>
-      </w:r>
-      <w:r>
-        <w:t>rastreabilidade* (não de divergência) para revisão</w:t>
-      </w:r>
-    </w:p>
-    <w:p>
-      <w:pPr>
-        <w:jc w:val="both"/>
-      </w:pPr>
-      <w:r>
-        <w:t>de terceiro.</w:t>
-      </w:r>
-    </w:p>
-    <w:p>
-      <w:pPr>
-        <w:jc w:val="both"/>
-      </w:pPr>
-      <w:r>
-        <w:rPr>
-          <w:b/>
-        </w:rPr>
-        <w:t>4. Achado que muda a premissa do vídeo 1: o ASR do YouTube agora entrega texto PONTUADO.</w:t>
-      </w:r>
-    </w:p>
-    <w:p>
-      <w:pPr>
-        <w:jc w:val="both"/>
-      </w:pPr>
-      <w:r>
-        <w:t xml:space="preserve">A captura deste vídeo tem </w:t>
-      </w:r>
-      <w:r>
-        <w:rPr>
-          <w:b/>
-        </w:rPr>
-        <w:t>13,66 sinais por 100 palavras</w:t>
-      </w:r>
-      <w:r>
-        <w:t xml:space="preserve"> (144 vírgulas, 99 pontos); o bruto do</w:t>
-      </w:r>
-    </w:p>
-    <w:p>
-      <w:pPr>
-        <w:jc w:val="both"/>
-      </w:pPr>
-      <w:r>
-        <w:t xml:space="preserve">vídeo 1 tinha </w:t>
-      </w:r>
-      <w:r>
-        <w:rPr>
-          <w:b/>
-        </w:rPr>
-        <w:t>0,22</w:t>
-      </w:r>
-      <w:r>
-        <w:t xml:space="preserve"> (1 vírgula, 15 pontos). Se confirmado no painel, o principal benefício da</w:t>
-      </w:r>
-    </w:p>
-    <w:p>
-      <w:pPr>
-        <w:jc w:val="both"/>
-      </w:pPr>
-      <w:r>
-        <w:t>camada NotebookLM (pontuar e segmentar) encolhe drasticamente — e o risco dela (censurar) permanece</w:t>
-      </w:r>
-    </w:p>
-    <w:p>
-      <w:pPr>
-        <w:jc w:val="both"/>
-      </w:pPr>
-      <w:r>
-        <w:t>(§3). Isso reabre a decisão do parecer anterior com dados novos.</w:t>
-      </w:r>
-    </w:p>
-    <w:p>
-      <w:pPr>
-        <w:jc w:val="both"/>
-      </w:pPr>
-      <w:r>
-        <w:rPr>
-          <w:b/>
-        </w:rPr>
-        <w:t>5. Duas regressões na revisão, ambas com canônico na KB</w:t>
-      </w:r>
-      <w:r>
-        <w:t xml:space="preserve"> — e ambas com a mesma causa provável: o</w:t>
-      </w:r>
-    </w:p>
-    <w:p>
-      <w:pPr>
-        <w:jc w:val="both"/>
-      </w:pPr>
-      <w:r>
-        <w:t xml:space="preserve">corretor ortográfico do editor de texto. </w:t>
-      </w:r>
-      <w:r>
-        <w:rPr>
-          <w:i/>
-        </w:rPr>
-        <w:t>glues</w:t>
-      </w:r>
-      <w:r>
-        <w:t xml:space="preserve"> → a KB diz </w:t>
-      </w:r>
-      <w:r>
-        <w:rPr>
-          <w:b/>
-        </w:rPr>
-        <w:t>gluons</w:t>
-      </w:r>
-      <w:r>
-        <w:t xml:space="preserve"> (RC-034). </w:t>
-      </w:r>
-      <w:r>
-        <w:rPr>
-          <w:i/>
-        </w:rPr>
-        <w:t>pósetron</w:t>
-      </w:r>
-      <w:r>
-        <w:t xml:space="preserve"> → a KB</w:t>
-      </w:r>
-    </w:p>
-    <w:p>
-      <w:pPr>
-        <w:jc w:val="both"/>
-      </w:pPr>
-      <w:r>
-        <w:t xml:space="preserve">diz </w:t>
-      </w:r>
-      <w:r>
-        <w:rPr>
-          <w:b/>
-        </w:rPr>
-        <w:t>pósitron</w:t>
-      </w:r>
-      <w:r>
-        <w:t xml:space="preserve"> (RC-161, RC-636). É o equivalente doméstico da censura do LLM: uma camada</w:t>
-      </w:r>
-    </w:p>
-    <w:p>
-      <w:pPr>
-        <w:jc w:val="both"/>
-      </w:pPr>
-      <w:r>
-        <w:t>automática entre o autor e o texto, trocando palavra sem avisar (§6).</w:t>
-      </w:r>
-    </w:p>
-    <w:p>
-      <w:pPr>
-        <w:jc w:val="both"/>
-      </w:pPr>
-      <w:r>
-        <w:rPr>
-          <w:b/>
-        </w:rPr>
-        <w:t>6. Falta a camada 1.</w:t>
-      </w:r>
-      <w:r>
-        <w:t xml:space="preserve"> Não há bruto oficial deste vídeo, e o sandbox não alcança o YouTube</w:t>
-      </w:r>
-    </w:p>
-    <w:p>
-      <w:pPr>
-        <w:jc w:val="both"/>
-      </w:pPr>
-      <w:r>
-        <w:t>(TLS bloqueado; só o fetch de página passa). Sem bruto: G1 não tem o que hashar, G9 não tem contra</w:t>
-      </w:r>
-    </w:p>
-    <w:p>
-      <w:pPr>
-        <w:jc w:val="both"/>
-      </w:pPr>
-      <w:r>
-        <w:t xml:space="preserve">que cruzar, e </w:t>
+        <w:t xml:space="preserve">variantes do §7 passam a ter atestação — </w:t>
       </w:r>
       <w:r>
         <w:rPr>
@@ -796,24 +1128,7 @@
         <w:t>rc_curadoria.py</w:t>
       </w:r>
       <w:r>
-        <w:t xml:space="preserve"> não pode aplicar nenhuma variante na KB — a regra da casa é</w:t>
-      </w:r>
-    </w:p>
-    <w:p>
-      <w:pPr>
-        <w:jc w:val="both"/>
-      </w:pPr>
-      <w:r>
-        <w:t>"</w:t>
-      </w:r>
-      <w:r>
-        <w:rPr>
-          <w:b/>
-        </w:rPr>
-        <w:t>variante sem ocorrência no bruto não entra</w:t>
-      </w:r>
-      <w:r>
-        <w:t>". Toda a fila do §7 fica bloqueada por isso (§2).</w:t>
+        <w:t xml:space="preserve"> pode aplicá-las (§7).</w:t>
       </w:r>
     </w:p>
     <w:p>
@@ -916,7 +1231,7 @@
               <w:rPr>
                 <w:sz w:val="20"/>
               </w:rPr>
-              <w:t>upload/alienigenas-ou-seres-de-outro-universo.docx</w:t>
+              <w:t>upload/alienigenas-ou-seres-de-outro-universo.docx → transcricoes/2026-09-12-alienigenas-e-humanos-entre-nos/00-fonte/revisao-comandante.docx</w:t>
             </w:r>
           </w:p>
         </w:tc>
@@ -930,7 +1245,7 @@
               <w:rPr>
                 <w:sz w:val="20"/>
               </w:rPr>
-              <w:t>commit 0ea4388 (upload web do Comandante)</w:t>
+              <w:t>commit 0ea4388 (upload web do Comandante); migrado da zona de trânsito em 16/09/2026</w:t>
             </w:r>
           </w:p>
         </w:tc>
@@ -1604,7 +1919,7 @@
           <w:color w:val="1F3B57"/>
           <w:sz w:val="24"/>
         </w:rPr>
-        <w:t>2. A camada 1 está faltando — e o que fiz a respeito</w:t>
+        <w:t>2. A camada 1: o que faltava, o que chegou, e o que o sandbox não alcança</w:t>
       </w:r>
     </w:p>
     <w:p>
@@ -2241,29 +2556,20 @@
         <w:rPr>
           <w:b/>
         </w:rPr>
-        <w:t>O que resolve em 30 segundos:</w:t>
-      </w:r>
-      <w:r>
-        <w:t xml:space="preserve"> abrir o vídeo → </w:t>
-      </w:r>
-      <w:r>
-        <w:rPr>
-          <w:i/>
-        </w:rPr>
-        <w:t>Mostrar transcrição</w:t>
-      </w:r>
-      <w:r>
-        <w:t xml:space="preserve"> → copiar → colar num </w:t>
+        <w:t>RESOLVIDO em 16/09/2026:</w:t>
+      </w:r>
+      <w:r>
+        <w:t xml:space="preserve"> o Comandante subiu </w:t>
       </w:r>
       <w:r>
         <w:rPr>
           <w:rFonts w:ascii="Consolas" w:hAnsi="Consolas"/>
           <w:sz w:val="20"/>
         </w:rPr>
-        <w:t>.txt</w:t>
-      </w:r>
-      <w:r>
-        <w:t>,</w:t>
+        <w:t>upload/video-2-transcri-youtube.txt</w:t>
+      </w:r>
+      <w:r>
+        <w:t xml:space="preserve"> (commit</w:t>
       </w:r>
     </w:p>
     <w:p>
@@ -2271,17 +2577,14 @@
         <w:jc w:val="both"/>
       </w:pPr>
       <w:r>
-        <w:t xml:space="preserve">como o Comandante fez no vídeo 1. Aí a casa instala </w:t>
-      </w:r>
-      <w:r>
         <w:rPr>
           <w:rFonts w:ascii="Consolas" w:hAnsi="Consolas"/>
           <w:sz w:val="20"/>
         </w:rPr>
-        <w:t>00-fonte/transcricao-bruta.txt</w:t>
-      </w:r>
-      <w:r>
-        <w:t>, grava o sha256,</w:t>
+        <w:t>87a3525</w:t>
+      </w:r>
+      <w:r>
+        <w:t>) — a cópia do painel, no mesmo formato do vídeo 1 (cabeçalho com título, URL, data e *guia</w:t>
       </w:r>
     </w:p>
     <w:p>
@@ -2289,7 +2592,7 @@
         <w:jc w:val="both"/>
       </w:pPr>
       <w:r>
-        <w:t>o G1 fica verde, o G9 passa a ter contra que cruzar e a fila de curadoria destrava.</w:t>
+        <w:t>de fontes*; corpo numa linha só). Números: 11.638 bytes · 12 linhas · sha256</w:t>
       </w:r>
     </w:p>
     <w:p>
@@ -2298,22 +2601,13 @@
       </w:pPr>
       <w:r>
         <w:rPr>
-          <w:b/>
-        </w:rPr>
-        <w:t>Decisão que não tomei:</w:t>
-      </w:r>
-      <w:r>
-        <w:t xml:space="preserve"> não criei </w:t>
-      </w:r>
-      <w:r>
-        <w:rPr>
           <w:rFonts w:ascii="Consolas" w:hAnsi="Consolas"/>
           <w:sz w:val="20"/>
         </w:rPr>
-        <w:t>transcricoes/&lt;slug&gt;/</w:t>
-      </w:r>
-      <w:r>
-        <w:t>. O slug depende do título (§1), a pasta</w:t>
+        <w:t>16c9276ae847dd728b4be0d731132b8848e0b5fad4d9b0ced966121b0939e9a1</w:t>
+      </w:r>
+      <w:r>
+        <w:t xml:space="preserve"> · corpo na linha 12 com</w:t>
       </w:r>
     </w:p>
     <w:p>
@@ -2321,7 +2615,23 @@
         <w:jc w:val="both"/>
       </w:pPr>
       <w:r>
-        <w:t>depende do bruto (§2) e o precedente da casa é explícito — entrega do Comandante não muda de lugar</w:t>
+        <w:rPr>
+          <w:b/>
+        </w:rPr>
+        <w:t>10.008 caracteres e 1.810 palavras</w:t>
+      </w:r>
+      <w:r>
+        <w:t xml:space="preserve"> · critério de corpo </w:t>
+      </w:r>
+      <w:r>
+        <w:rPr>
+          <w:rFonts w:ascii="Consolas" w:hAnsi="Consolas"/>
+          <w:sz w:val="20"/>
+        </w:rPr>
+        <w:t>linha-mais-longa</w:t>
+      </w:r>
+      <w:r>
+        <w:t xml:space="preserve"> com cobertura de 88,3%</w:t>
       </w:r>
     </w:p>
     <w:p>
@@ -2329,26 +2639,17 @@
         <w:jc w:val="both"/>
       </w:pPr>
       <w:r>
-        <w:t xml:space="preserve">por conta do agente. A auditoria inteira foi feita na </w:t>
-      </w:r>
-      <w:r>
-        <w:rPr>
-          <w:b/>
-        </w:rPr>
-        <w:t>zona de trânsito</w:t>
-      </w:r>
-      <w:r>
-        <w:t xml:space="preserve"> </w:t>
+        <w:t xml:space="preserve">(acima do piso de 80% do </w:t>
       </w:r>
       <w:r>
         <w:rPr>
           <w:rFonts w:ascii="Consolas" w:hAnsi="Consolas"/>
           <w:sz w:val="20"/>
         </w:rPr>
-        <w:t>upload/</w:t>
-      </w:r>
-      <w:r>
-        <w:t>, que é exatamente</w:t>
+        <w:t>rc_leitura.py</w:t>
+      </w:r>
+      <w:r>
+        <w:t>, então sem aviso). G1 e a fila de curadoria destravados.</w:t>
       </w:r>
     </w:p>
     <w:p>
@@ -2356,17 +2657,67 @@
         <w:jc w:val="both"/>
       </w:pPr>
       <w:r>
-        <w:t xml:space="preserve">o lugar documentado para isso (Plano de Organização §7; o próprio </w:t>
+        <w:rPr>
+          <w:b/>
+        </w:rPr>
+        <w:t>Uma divergência de registro, para decidir:</w:t>
+      </w:r>
+      <w:r>
+        <w:t xml:space="preserve"> o cabeçalho do bruto diz "publicado em </w:t>
+      </w:r>
+      <w:r>
+        <w:rPr>
+          <w:b/>
+        </w:rPr>
+        <w:t>13/09/2026</w:t>
+      </w:r>
+      <w:r>
+        <w:t>",</w:t>
+      </w:r>
+    </w:p>
+    <w:p>
+      <w:pPr>
+        <w:jc w:val="both"/>
+      </w:pPr>
+      <w:r>
+        <w:t xml:space="preserve">o </w:t>
       </w:r>
       <w:r>
         <w:rPr>
           <w:rFonts w:ascii="Consolas" w:hAnsi="Consolas"/>
           <w:sz w:val="20"/>
         </w:rPr>
-        <w:t>rc_perfil_stt</w:t>
-      </w:r>
-      <w:r>
-        <w:t xml:space="preserve"> reconhece o estágio</w:t>
+        <w:t>.docx</w:t>
+      </w:r>
+      <w:r>
+        <w:t xml:space="preserve"> do Comandante diz </w:t>
+      </w:r>
+      <w:r>
+        <w:rPr>
+          <w:b/>
+        </w:rPr>
+        <w:t>12/09/2026</w:t>
+      </w:r>
+      <w:r>
+        <w:t xml:space="preserve"> e a página do YouTube diz </w:t>
+      </w:r>
+      <w:r>
+        <w:rPr>
+          <w:i/>
+        </w:rPr>
+        <w:t>uploaded</w:t>
+      </w:r>
+      <w:r>
+        <w:t xml:space="preserve"> </w:t>
+      </w:r>
+      <w:r>
+        <w:rPr>
+          <w:b/>
+        </w:rPr>
+        <w:t>2026-09-12</w:t>
+      </w:r>
+      <w:r>
+        <w:t>. A casa</w:t>
       </w:r>
     </w:p>
     <w:p>
@@ -2374,17 +2725,109 @@
         <w:jc w:val="both"/>
       </w:pPr>
       <w:r>
-        <w:t xml:space="preserve">"solto — arquivo fora de </w:t>
+        <w:t>fica com a plataforma (12/09) e registra as outras duas datas nos metadados — o vídeo 1 já tinha o</w:t>
+      </w:r>
+    </w:p>
+    <w:p>
+      <w:pPr>
+        <w:jc w:val="both"/>
+      </w:pPr>
+      <w:r>
+        <w:t>mesmo padrão (live em 14/09, upload em 15/09).</w:t>
+      </w:r>
+    </w:p>
+    <w:p>
+      <w:pPr>
+        <w:jc w:val="both"/>
+      </w:pPr>
+      <w:r>
+        <w:rPr>
+          <w:b/>
+        </w:rPr>
+        <w:t>Decisão que não tomei na primeira versão:</w:t>
+      </w:r>
+      <w:r>
+        <w:t xml:space="preserve"> não criei </w:t>
       </w:r>
       <w:r>
         <w:rPr>
           <w:rFonts w:ascii="Consolas" w:hAnsi="Consolas"/>
           <w:sz w:val="20"/>
         </w:rPr>
-        <w:t>transcricoes/</w:t>
-      </w:r>
-      <w:r>
-        <w:t>").</w:t>
+        <w:t>transcricoes/&lt;slug&gt;/</w:t>
+      </w:r>
+      <w:r>
+        <w:t>, porque o slug depende</w:t>
+      </w:r>
+    </w:p>
+    <w:p>
+      <w:pPr>
+        <w:jc w:val="both"/>
+      </w:pPr>
+      <w:r>
+        <w:t xml:space="preserve">do título (§1) e a pasta dependia do bruto. A auditoria foi feita na </w:t>
+      </w:r>
+      <w:r>
+        <w:rPr>
+          <w:b/>
+        </w:rPr>
+        <w:t>zona de trânsito</w:t>
+      </w:r>
+      <w:r>
+        <w:t xml:space="preserve"> </w:t>
+      </w:r>
+      <w:r>
+        <w:rPr>
+          <w:rFonts w:ascii="Consolas" w:hAnsi="Consolas"/>
+          <w:sz w:val="20"/>
+        </w:rPr>
+        <w:t>upload/</w:t>
+      </w:r>
+      <w:r>
+        <w:t>,</w:t>
+      </w:r>
+    </w:p>
+    <w:p>
+      <w:pPr>
+        <w:jc w:val="both"/>
+      </w:pPr>
+      <w:r>
+        <w:t>que é o lugar documentado para isso (Plano de Organização §7). Com o despacho seguinte — "podemos</w:t>
+      </w:r>
+    </w:p>
+    <w:p>
+      <w:pPr>
+        <w:jc w:val="both"/>
+      </w:pPr>
+      <w:r>
+        <w:t>tratar este 2º vídeo normalmente, uma esteira normal" — a pasta passa a ser o caminho, e a captura de</w:t>
+      </w:r>
+    </w:p>
+    <w:p>
+      <w:pPr>
+        <w:jc w:val="both"/>
+      </w:pPr>
+      <w:r>
+        <w:t xml:space="preserve">referência deixa de ser insumo: fica em </w:t>
+      </w:r>
+      <w:r>
+        <w:rPr>
+          <w:rFonts w:ascii="Consolas" w:hAnsi="Consolas"/>
+          <w:sz w:val="20"/>
+        </w:rPr>
+        <w:t>docs/pareceres/</w:t>
+      </w:r>
+      <w:r>
+        <w:t xml:space="preserve"> como </w:t>
+      </w:r>
+      <w:r>
+        <w:rPr>
+          <w:b/>
+        </w:rPr>
+        <w:t>evidência do defeito de rota</w:t>
+      </w:r>
+      <w:r>
+        <w:t xml:space="preserve"> do §3.</w:t>
       </w:r>
     </w:p>
     <w:p>
@@ -2400,7 +2843,64 @@
           <w:color w:val="1F3B57"/>
           <w:sz w:val="24"/>
         </w:rPr>
-        <w:t>3. O achado que muda a premissa: o ASR do YouTube pontua</w:t>
+        <w:t>3. RETRATAÇÃO — o ASR do YouTube não pontua; a minha rota de captura pontuou</w:t>
+      </w:r>
+    </w:p>
+    <w:p>
+      <w:pPr>
+        <w:jc w:val="both"/>
+      </w:pPr>
+      <w:r>
+        <w:rPr>
+          <w:b/>
+        </w:rPr>
+        <w:t>O que este parecer afirmou na primeira versão:</w:t>
+      </w:r>
+      <w:r>
+        <w:t xml:space="preserve"> que a captura deste vídeo tinha 13,66 sinais por</w:t>
+      </w:r>
+    </w:p>
+    <w:p>
+      <w:pPr>
+        <w:jc w:val="both"/>
+      </w:pPr>
+      <w:r>
+        <w:t>100 palavras contra 0,22 no bruto do vídeo 1, e que portanto o ASR do YouTube teria passado a</w:t>
+      </w:r>
+    </w:p>
+    <w:p>
+      <w:pPr>
+        <w:jc w:val="both"/>
+      </w:pPr>
+      <w:r>
+        <w:t xml:space="preserve">entregar texto pontuado — o que reabriria a decisão sobre a camada derivada. </w:t>
+      </w:r>
+      <w:r>
+        <w:rPr>
+          <w:b/>
+        </w:rPr>
+        <w:t>Está errado.</w:t>
+      </w:r>
+      <w:r>
+        <w:t xml:space="preserve"> O bruto</w:t>
+      </w:r>
+    </w:p>
+    <w:p>
+      <w:pPr>
+        <w:jc w:val="both"/>
+      </w:pPr>
+      <w:r>
+        <w:t xml:space="preserve">oficial, entregue pelo Comandante no commit </w:t>
+      </w:r>
+      <w:r>
+        <w:rPr>
+          <w:rFonts w:ascii="Consolas" w:hAnsi="Consolas"/>
+          <w:sz w:val="20"/>
+        </w:rPr>
+        <w:t>87a3525</w:t>
+      </w:r>
+      <w:r>
+        <w:t>, não tem pontuação nenhuma.</w:t>
       </w:r>
     </w:p>
     <w:tbl>
@@ -2411,14 +2911,15 @@
         <w:tblLook w:firstColumn="1" w:firstRow="1" w:lastColumn="0" w:lastRow="0" w:noHBand="0" w:noVBand="1" w:val="04A0"/>
       </w:tblPr>
       <w:tblGrid>
-        <w:gridCol w:w="2880"/>
-        <w:gridCol w:w="2880"/>
-        <w:gridCol w:w="2880"/>
+        <w:gridCol w:w="2160"/>
+        <w:gridCol w:w="2160"/>
+        <w:gridCol w:w="2160"/>
+        <w:gridCol w:w="2160"/>
       </w:tblGrid>
       <w:tr>
         <w:tc>
           <w:tcPr>
-            <w:tcW w:type="dxa" w:w="2880"/>
+            <w:tcW w:type="dxa" w:w="2160"/>
           </w:tcPr>
           <w:p>
             <w:r/>
@@ -2432,7 +2933,7 @@
         </w:tc>
         <w:tc>
           <w:tcPr>
-            <w:tcW w:type="dxa" w:w="2880"/>
+            <w:tcW w:type="dxa" w:w="2160"/>
           </w:tcPr>
           <w:p>
             <w:r/>
@@ -2441,13 +2942,13 @@
                 <w:b/>
                 <w:sz w:val="20"/>
               </w:rPr>
-              <w:t>vídeo 1 (bruto, 14/09)</w:t>
+              <w:t>bruto oficial (Comandante)</w:t>
             </w:r>
           </w:p>
         </w:tc>
         <w:tc>
           <w:tcPr>
-            <w:tcW w:type="dxa" w:w="2880"/>
+            <w:tcW w:type="dxa" w:w="2160"/>
           </w:tcPr>
           <w:p>
             <w:r/>
@@ -2456,7 +2957,22 @@
                 <w:b/>
                 <w:sz w:val="20"/>
               </w:rPr>
-              <w:t>vídeo 2 (captura, 12/09)</w:t>
+              <w:t>minha captura por fetch</w:t>
+            </w:r>
+          </w:p>
+        </w:tc>
+        <w:tc>
+          <w:tcPr>
+            <w:tcW w:type="dxa" w:w="2160"/>
+          </w:tcPr>
+          <w:p>
+            <w:r/>
+            <w:r>
+              <w:rPr>
+                <w:b/>
+                <w:sz w:val="20"/>
+              </w:rPr>
+              <w:t>revisão do Comandante</w:t>
             </w:r>
           </w:p>
         </w:tc>
@@ -2464,7 +2980,239 @@
       <w:tr>
         <w:tc>
           <w:tcPr>
-            <w:tcW w:type="dxa" w:w="2880"/>
+            <w:tcW w:type="dxa" w:w="2160"/>
+          </w:tcPr>
+          <w:p>
+            <w:r/>
+            <w:r>
+              <w:rPr>
+                <w:sz w:val="20"/>
+              </w:rPr>
+              <w:t>palavras</w:t>
+            </w:r>
+          </w:p>
+        </w:tc>
+        <w:tc>
+          <w:tcPr>
+            <w:tcW w:type="dxa" w:w="2160"/>
+          </w:tcPr>
+          <w:p>
+            <w:r/>
+            <w:r>
+              <w:rPr>
+                <w:sz w:val="20"/>
+              </w:rPr>
+              <w:t>1.810</w:t>
+            </w:r>
+          </w:p>
+        </w:tc>
+        <w:tc>
+          <w:tcPr>
+            <w:tcW w:type="dxa" w:w="2160"/>
+          </w:tcPr>
+          <w:p>
+            <w:r/>
+            <w:r>
+              <w:rPr>
+                <w:sz w:val="20"/>
+              </w:rPr>
+              <w:t>1.830</w:t>
+            </w:r>
+          </w:p>
+        </w:tc>
+        <w:tc>
+          <w:tcPr>
+            <w:tcW w:type="dxa" w:w="2160"/>
+          </w:tcPr>
+          <w:p>
+            <w:r/>
+            <w:r>
+              <w:rPr>
+                <w:sz w:val="20"/>
+              </w:rPr>
+              <w:t>1.817</w:t>
+            </w:r>
+          </w:p>
+        </w:tc>
+      </w:tr>
+      <w:tr>
+        <w:tc>
+          <w:tcPr>
+            <w:tcW w:type="dxa" w:w="2160"/>
+          </w:tcPr>
+          <w:p>
+            <w:r/>
+            <w:r>
+              <w:rPr>
+                <w:sz w:val="20"/>
+              </w:rPr>
+              <w:t>vírgulas</w:t>
+            </w:r>
+          </w:p>
+        </w:tc>
+        <w:tc>
+          <w:tcPr>
+            <w:tcW w:type="dxa" w:w="2160"/>
+          </w:tcPr>
+          <w:p>
+            <w:r/>
+            <w:r>
+              <w:rPr>
+                <w:sz w:val="20"/>
+              </w:rPr>
+              <w:t>0</w:t>
+            </w:r>
+          </w:p>
+        </w:tc>
+        <w:tc>
+          <w:tcPr>
+            <w:tcW w:type="dxa" w:w="2160"/>
+          </w:tcPr>
+          <w:p>
+            <w:r/>
+            <w:r>
+              <w:rPr>
+                <w:sz w:val="20"/>
+              </w:rPr>
+              <w:t>144</w:t>
+            </w:r>
+          </w:p>
+        </w:tc>
+        <w:tc>
+          <w:tcPr>
+            <w:tcW w:type="dxa" w:w="2160"/>
+          </w:tcPr>
+          <w:p>
+            <w:r/>
+            <w:r>
+              <w:rPr>
+                <w:sz w:val="20"/>
+              </w:rPr>
+              <w:t>206</w:t>
+            </w:r>
+          </w:p>
+        </w:tc>
+      </w:tr>
+      <w:tr>
+        <w:tc>
+          <w:tcPr>
+            <w:tcW w:type="dxa" w:w="2160"/>
+          </w:tcPr>
+          <w:p>
+            <w:r/>
+            <w:r>
+              <w:rPr>
+                <w:sz w:val="20"/>
+              </w:rPr>
+              <w:t>pontos</w:t>
+            </w:r>
+          </w:p>
+        </w:tc>
+        <w:tc>
+          <w:tcPr>
+            <w:tcW w:type="dxa" w:w="2160"/>
+          </w:tcPr>
+          <w:p>
+            <w:r/>
+            <w:r>
+              <w:rPr>
+                <w:sz w:val="20"/>
+              </w:rPr>
+              <w:t>2 (os decimais de "3.000" e "5.000")</w:t>
+            </w:r>
+          </w:p>
+        </w:tc>
+        <w:tc>
+          <w:tcPr>
+            <w:tcW w:type="dxa" w:w="2160"/>
+          </w:tcPr>
+          <w:p>
+            <w:r/>
+            <w:r>
+              <w:rPr>
+                <w:sz w:val="20"/>
+              </w:rPr>
+              <w:t>99</w:t>
+            </w:r>
+          </w:p>
+        </w:tc>
+        <w:tc>
+          <w:tcPr>
+            <w:tcW w:type="dxa" w:w="2160"/>
+          </w:tcPr>
+          <w:p>
+            <w:r/>
+            <w:r>
+              <w:rPr>
+                <w:sz w:val="20"/>
+              </w:rPr>
+              <w:t>81</w:t>
+            </w:r>
+          </w:p>
+        </w:tc>
+      </w:tr>
+      <w:tr>
+        <w:tc>
+          <w:tcPr>
+            <w:tcW w:type="dxa" w:w="2160"/>
+          </w:tcPr>
+          <w:p>
+            <w:r/>
+            <w:r>
+              <w:rPr>
+                <w:sz w:val="20"/>
+              </w:rPr>
+              <w:t>interrogações</w:t>
+            </w:r>
+          </w:p>
+        </w:tc>
+        <w:tc>
+          <w:tcPr>
+            <w:tcW w:type="dxa" w:w="2160"/>
+          </w:tcPr>
+          <w:p>
+            <w:r/>
+            <w:r>
+              <w:rPr>
+                <w:sz w:val="20"/>
+              </w:rPr>
+              <w:t>0</w:t>
+            </w:r>
+          </w:p>
+        </w:tc>
+        <w:tc>
+          <w:tcPr>
+            <w:tcW w:type="dxa" w:w="2160"/>
+          </w:tcPr>
+          <w:p>
+            <w:r/>
+            <w:r>
+              <w:rPr>
+                <w:sz w:val="20"/>
+              </w:rPr>
+              <w:t>7</w:t>
+            </w:r>
+          </w:p>
+        </w:tc>
+        <w:tc>
+          <w:tcPr>
+            <w:tcW w:type="dxa" w:w="2160"/>
+          </w:tcPr>
+          <w:p>
+            <w:r/>
+            <w:r>
+              <w:rPr>
+                <w:sz w:val="20"/>
+              </w:rPr>
+              <w:t>6</w:t>
+            </w:r>
+          </w:p>
+        </w:tc>
+      </w:tr>
+      <w:tr>
+        <w:tc>
+          <w:tcPr>
+            <w:tcW w:type="dxa" w:w="2160"/>
           </w:tcPr>
           <w:p>
             <w:r/>
@@ -2478,7 +3226,7 @@
         </w:tc>
         <w:tc>
           <w:tcPr>
-            <w:tcW w:type="dxa" w:w="2880"/>
+            <w:tcW w:type="dxa" w:w="2160"/>
           </w:tcPr>
           <w:p>
             <w:r/>
@@ -2486,13 +3234,13 @@
               <w:rPr>
                 <w:sz w:val="20"/>
               </w:rPr>
-              <w:t>0,22</w:t>
+              <w:t>0,11</w:t>
             </w:r>
           </w:p>
         </w:tc>
         <w:tc>
           <w:tcPr>
-            <w:tcW w:type="dxa" w:w="2880"/>
+            <w:tcW w:type="dxa" w:w="2160"/>
           </w:tcPr>
           <w:p>
             <w:r/>
@@ -2504,11 +3252,9 @@
             </w:r>
           </w:p>
         </w:tc>
-      </w:tr>
-      <w:tr>
         <w:tc>
           <w:tcPr>
-            <w:tcW w:type="dxa" w:w="2880"/>
+            <w:tcW w:type="dxa" w:w="2160"/>
           </w:tcPr>
           <w:p>
             <w:r/>
@@ -2516,13 +3262,15 @@
               <w:rPr>
                 <w:sz w:val="20"/>
               </w:rPr>
-              <w:t>vírgulas</w:t>
+              <w:t>16,13</w:t>
             </w:r>
           </w:p>
         </w:tc>
+      </w:tr>
+      <w:tr>
         <w:tc>
           <w:tcPr>
-            <w:tcW w:type="dxa" w:w="2880"/>
+            <w:tcW w:type="dxa" w:w="2160"/>
           </w:tcPr>
           <w:p>
             <w:r/>
@@ -2530,13 +3278,13 @@
               <w:rPr>
                 <w:sz w:val="20"/>
               </w:rPr>
-              <w:t>1</w:t>
+              <w:t>"ovo cósmico"</w:t>
             </w:r>
           </w:p>
         </w:tc>
         <w:tc>
           <w:tcPr>
-            <w:tcW w:type="dxa" w:w="2880"/>
+            <w:tcW w:type="dxa" w:w="2160"/>
           </w:tcPr>
           <w:p>
             <w:r/>
@@ -2544,7 +3292,35 @@
               <w:rPr>
                 <w:sz w:val="20"/>
               </w:rPr>
-              <w:t>144</w:t>
+              <w:t>ovo cósmico</w:t>
+            </w:r>
+          </w:p>
+        </w:tc>
+        <w:tc>
+          <w:tcPr>
+            <w:tcW w:type="dxa" w:w="2160"/>
+          </w:tcPr>
+          <w:p>
+            <w:r/>
+            <w:r>
+              <w:rPr>
+                <w:sz w:val="20"/>
+              </w:rPr>
+              <w:t>"novo cósmico"</w:t>
+            </w:r>
+          </w:p>
+        </w:tc>
+        <w:tc>
+          <w:tcPr>
+            <w:tcW w:type="dxa" w:w="2160"/>
+          </w:tcPr>
+          <w:p>
+            <w:r/>
+            <w:r>
+              <w:rPr>
+                <w:sz w:val="20"/>
+              </w:rPr>
+              <w:t>ovo cósmico</w:t>
             </w:r>
           </w:p>
         </w:tc>
@@ -2552,79 +3328,7 @@
       <w:tr>
         <w:tc>
           <w:tcPr>
-            <w:tcW w:type="dxa" w:w="2880"/>
-          </w:tcPr>
-          <w:p>
-            <w:r/>
-            <w:r>
-              <w:rPr>
-                <w:sz w:val="20"/>
-              </w:rPr>
-              <w:t>pontos</w:t>
-            </w:r>
-          </w:p>
-        </w:tc>
-        <w:tc>
-          <w:tcPr>
-            <w:tcW w:type="dxa" w:w="2880"/>
-          </w:tcPr>
-          <w:p>
-            <w:r/>
-            <w:r>
-              <w:rPr>
-                <w:sz w:val="20"/>
-              </w:rPr>
-              <w:t>15</w:t>
-            </w:r>
-          </w:p>
-        </w:tc>
-        <w:tc>
-          <w:tcPr>
-            <w:tcW w:type="dxa" w:w="2880"/>
-          </w:tcPr>
-          <w:p>
-            <w:r/>
-            <w:r>
-              <w:rPr>
-                <w:sz w:val="20"/>
-              </w:rPr>
-              <w:t>99</w:t>
-            </w:r>
-          </w:p>
-        </w:tc>
-      </w:tr>
-      <w:tr>
-        <w:tc>
-          <w:tcPr>
-            <w:tcW w:type="dxa" w:w="2880"/>
-          </w:tcPr>
-          <w:p>
-            <w:r/>
-            <w:r>
-              <w:rPr>
-                <w:sz w:val="20"/>
-              </w:rPr>
-              <w:t>anotações de áudio</w:t>
-            </w:r>
-          </w:p>
-        </w:tc>
-        <w:tc>
-          <w:tcPr>
-            <w:tcW w:type="dxa" w:w="2880"/>
-          </w:tcPr>
-          <w:p>
-            <w:r/>
-            <w:r>
-              <w:rPr>
-                <w:sz w:val="20"/>
-              </w:rPr>
-              <w:t>nenhuma</w:t>
-            </w:r>
-          </w:p>
-        </w:tc>
-        <w:tc>
-          <w:tcPr>
-            <w:tcW w:type="dxa" w:w="2880"/>
+            <w:tcW w:type="dxa" w:w="2160"/>
           </w:tcPr>
           <w:p>
             <w:r/>
@@ -2636,6 +3340,48 @@
             </w:r>
           </w:p>
         </w:tc>
+        <w:tc>
+          <w:tcPr>
+            <w:tcW w:type="dxa" w:w="2160"/>
+          </w:tcPr>
+          <w:p>
+            <w:r/>
+            <w:r>
+              <w:rPr>
+                <w:sz w:val="20"/>
+              </w:rPr>
+              <w:t>ausentes</w:t>
+            </w:r>
+          </w:p>
+        </w:tc>
+        <w:tc>
+          <w:tcPr>
+            <w:tcW w:type="dxa" w:w="2160"/>
+          </w:tcPr>
+          <w:p>
+            <w:r/>
+            <w:r>
+              <w:rPr>
+                <w:sz w:val="20"/>
+              </w:rPr>
+              <w:t>presentes (9)</w:t>
+            </w:r>
+          </w:p>
+        </w:tc>
+        <w:tc>
+          <w:tcPr>
+            <w:tcW w:type="dxa" w:w="2160"/>
+          </w:tcPr>
+          <w:p>
+            <w:r/>
+            <w:r>
+              <w:rPr>
+                <w:sz w:val="20"/>
+              </w:rPr>
+              <w:t>ausentes</w:t>
+            </w:r>
+          </w:p>
+        </w:tc>
       </w:tr>
     </w:tbl>
     <w:p/>
@@ -2644,21 +3390,33 @@
         <w:jc w:val="both"/>
       </w:pPr>
       <w:r>
-        <w:t>Três indícios de que a pontuação é do próprio ASR, e não de quem capturou:</w:t>
+        <w:t xml:space="preserve">A rota de fetch de página </w:t>
+      </w:r>
+      <w:r>
+        <w:rPr>
+          <w:b/>
+        </w:rPr>
+        <w:t>reescreveu o texto</w:t>
+      </w:r>
+      <w:r>
+        <w:t>: pontuou, capitalizou, separou em linhas de legenda,</w:t>
       </w:r>
     </w:p>
     <w:p>
       <w:pPr>
-        <w:pStyle w:val="ListNumber"/>
-      </w:pPr>
+        <w:jc w:val="both"/>
+      </w:pPr>
+      <w:r>
+        <w:t xml:space="preserve">acrescentou marcadores de áudio que o bruto oficial não tem e </w:t>
+      </w:r>
       <w:r>
         <w:rPr>
           <w:b/>
         </w:rPr>
-        <w:t>minúscula depois de ponto</w:t>
-      </w:r>
-      <w:r>
-        <w:t xml:space="preserve"> — "os mesmos discos voadores de sempre. que seja, porque é, mas a</w:t>
+        <w:t>trocou uma palavra</w:t>
+      </w:r>
+      <w:r>
+        <w:t xml:space="preserve"> — "dentro do</w:t>
       </w:r>
     </w:p>
     <w:p>
@@ -2666,85 +3424,249 @@
         <w:jc w:val="both"/>
       </w:pPr>
       <w:r>
-        <w:t xml:space="preserve">   história é muito complexa". Revisor humano ou LLM capitaliza; ASR não;</w:t>
+        <w:rPr>
+          <w:b/>
+        </w:rPr>
+        <w:t>ovo</w:t>
+      </w:r>
+      <w:r>
+        <w:t xml:space="preserve"> cósmico" virou "dentro do </w:t>
+      </w:r>
+      <w:r>
+        <w:rPr>
+          <w:b/>
+        </w:rPr>
+        <w:t>novo</w:t>
+      </w:r>
+      <w:r>
+        <w:t xml:space="preserve"> cósmico". Os três "indícios" que apresentei na primeira</w:t>
       </w:r>
     </w:p>
     <w:p>
       <w:pPr>
-        <w:pStyle w:val="ListNumber"/>
-      </w:pPr>
-      <w:r>
-        <w:rPr>
-          <w:b/>
-        </w:rPr>
-        <w:t>as anotações de áudio sobrevivem</w:t>
-      </w:r>
-      <w:r>
-        <w:t xml:space="preserve"> — camada de reescrita as remove (foi o que o NotebookLM fez);</w:t>
+        <w:jc w:val="both"/>
+      </w:pPr>
+      <w:r>
+        <w:t>versão eram, todos, artefatos da mesma rota: a minúscula depois de ponto e as corruptelas preservadas</w:t>
       </w:r>
     </w:p>
     <w:p>
       <w:pPr>
+        <w:jc w:val="both"/>
+      </w:pPr>
+      <w:r>
+        <w:t>provavam apenas que a reescrita era conservadora, não que a pontuação fosse do ASR.</w:t>
+      </w:r>
+    </w:p>
+    <w:p>
+      <w:pPr>
+        <w:jc w:val="both"/>
+      </w:pPr>
+      <w:r>
+        <w:rPr>
+          <w:b/>
+        </w:rPr>
+        <w:t>Consequências, todas já aplicadas neste parecer:</w:t>
+      </w:r>
+    </w:p>
+    <w:p>
+      <w:pPr>
         <w:pStyle w:val="ListNumber"/>
       </w:pPr>
       <w:r>
         <w:rPr>
           <w:b/>
         </w:rPr>
-        <w:t>as corruptelas sobrevivem todas</w:t>
-      </w:r>
-      <w:r>
-        <w:t xml:space="preserve"> — </w:t>
+        <w:t>A premissa do Guia §8 continua inteira</w:t>
+      </w:r>
+      <w:r>
+        <w:t xml:space="preserve"> — o STT não traz pontuação, pontuar continua sendo</w:t>
+      </w:r>
+    </w:p>
+    <w:p>
+      <w:pPr>
+        <w:jc w:val="both"/>
+      </w:pPr>
+      <w:r>
+        <w:t xml:space="preserve">   trabalho. A arquitetura de três camadas do vídeo 1 </w:t>
+      </w:r>
+      <w:r>
+        <w:rPr>
+          <w:b/>
+        </w:rPr>
+        <w:t>não</w:t>
+      </w:r>
+      <w:r>
+        <w:t xml:space="preserve"> precisa ser reavaliada; o derivado</w:t>
+      </w:r>
+    </w:p>
+    <w:p>
+      <w:pPr>
+        <w:jc w:val="both"/>
+      </w:pPr>
+      <w:r>
+        <w:t xml:space="preserve">   continua valendo o que o parecer anterior mediu.</w:t>
+      </w:r>
+    </w:p>
+    <w:p>
+      <w:pPr>
+        <w:pStyle w:val="ListNumber"/>
+      </w:pPr>
+      <w:r>
+        <w:rPr>
+          <w:b/>
+        </w:rPr>
+        <w:t>A fila do §7 perde um item</w:t>
+      </w:r>
+      <w:r>
+        <w:t xml:space="preserve">: </w:t>
       </w:r>
       <w:r>
         <w:rPr>
           <w:rFonts w:ascii="Consolas" w:hAnsi="Consolas"/>
           <w:sz w:val="20"/>
         </w:rPr>
-        <w:t>Un 3.000</w:t>
-      </w:r>
-      <w:r>
-        <w:t xml:space="preserve">, </w:t>
+        <w:t>novo cósmico → Ovo Cósmico</w:t>
+      </w:r>
+      <w:r>
+        <w:t xml:space="preserve"> (RC-034) era corrupção minha, não do</w:t>
+      </w:r>
+    </w:p>
+    <w:p>
+      <w:pPr>
+        <w:jc w:val="both"/>
+      </w:pPr>
+      <w:r>
+        <w:t xml:space="preserve">   ASR. O bruto oficial já diz "ovo cósmico" — não há variante a registrar.</w:t>
+      </w:r>
+    </w:p>
+    <w:p>
+      <w:pPr>
+        <w:pStyle w:val="ListNumber"/>
+      </w:pPr>
+      <w:r>
+        <w:rPr>
+          <w:b/>
+        </w:rPr>
+        <w:t>Nenhum achado deste parecer continua apoiado na captura de referência.</w:t>
+      </w:r>
+      <w:r>
+        <w:t xml:space="preserve"> A auditoria foi refeita</w:t>
+      </w:r>
+    </w:p>
+    <w:p>
+      <w:pPr>
+        <w:jc w:val="both"/>
+      </w:pPr>
+      <w:r>
+        <w:t xml:space="preserve">   contra o bruto oficial (§4) e as duas regressões do §6.1 foram reconfirmadas nele: o bruto diz</w:t>
+      </w:r>
+    </w:p>
+    <w:p>
+      <w:pPr>
+        <w:jc w:val="both"/>
+      </w:pPr>
+      <w:r>
+        <w:t xml:space="preserve">   "quarks e </w:t>
+      </w:r>
+      <w:r>
+        <w:rPr>
+          <w:b/>
+        </w:rPr>
+        <w:t>glu</w:t>
+      </w:r>
+      <w:r>
+        <w:t xml:space="preserve">" e "nenhum </w:t>
+      </w:r>
+      <w:r>
+        <w:rPr>
+          <w:b/>
+        </w:rPr>
+        <w:t>pósitron</w:t>
+      </w:r>
+      <w:r>
+        <w:t xml:space="preserve"> daqui".</w:t>
+      </w:r>
+    </w:p>
+    <w:p>
+      <w:pPr>
+        <w:pStyle w:val="ListNumber"/>
+      </w:pPr>
+      <w:r>
+        <w:rPr>
+          <w:b/>
+        </w:rPr>
+        <w:t>Norma nova, que vale para a casa inteira:</w:t>
+      </w:r>
+      <w:r>
+        <w:t xml:space="preserve"> </w:t>
+      </w:r>
+      <w:r>
+        <w:rPr>
+          <w:i/>
+        </w:rPr>
+        <w:t>transcrição obtida por fetch de página não é fonte.</w:t>
+      </w:r>
+    </w:p>
+    <w:p>
+      <w:pPr>
+        <w:jc w:val="both"/>
+      </w:pPr>
+      <w:r>
+        <w:t xml:space="preserve">   É derivado de fidelidade desconhecida — pontua, capitaliza e troca palavra. Serve para descobrir</w:t>
+      </w:r>
+    </w:p>
+    <w:p>
+      <w:pPr>
+        <w:jc w:val="both"/>
+      </w:pPr>
+      <w:r>
+        <w:t xml:space="preserve">   que um vídeo existe e para ler o conteúdo; </w:t>
+      </w:r>
+      <w:r>
+        <w:rPr>
+          <w:b/>
+        </w:rPr>
+        <w:t>não</w:t>
+      </w:r>
+      <w:r>
+        <w:t xml:space="preserve"> serve para instalar </w:t>
       </w:r>
       <w:r>
         <w:rPr>
           <w:rFonts w:ascii="Consolas" w:hAnsi="Consolas"/>
           <w:sz w:val="20"/>
         </w:rPr>
-        <w:t>mitlogo</w:t>
-      </w:r>
-      <w:r>
-        <w:t xml:space="preserve">, </w:t>
+        <w:t>transcricao-bruta.txt</w:t>
+      </w:r>
+      <w:r>
+        <w:t>, nem</w:t>
+      </w:r>
+    </w:p>
+    <w:p>
+      <w:pPr>
+        <w:jc w:val="both"/>
+      </w:pPr>
+      <w:r>
+        <w:t xml:space="preserve">   para atestar variante, nem para medir. O bruto só entra por cópia do painel feita por gente</w:t>
+      </w:r>
+    </w:p>
+    <w:p>
+      <w:pPr>
+        <w:jc w:val="both"/>
+      </w:pPr>
+      <w:r>
+        <w:t xml:space="preserve">   (o caminho do vídeo 1 e deste) ou por download da legenda. Registrado em </w:t>
       </w:r>
       <w:r>
         <w:rPr>
           <w:rFonts w:ascii="Consolas" w:hAnsi="Consolas"/>
           <w:sz w:val="20"/>
         </w:rPr>
-        <w:t>paraa</w:t>
-      </w:r>
-      <w:r>
-        <w:t xml:space="preserve">, </w:t>
-      </w:r>
-      <w:r>
-        <w:rPr>
-          <w:rFonts w:ascii="Consolas" w:hAnsi="Consolas"/>
-          <w:sz w:val="20"/>
-        </w:rPr>
-        <w:t>glu</w:t>
-      </w:r>
-      <w:r>
-        <w:t xml:space="preserve">, </w:t>
-      </w:r>
-      <w:r>
-        <w:rPr>
-          <w:rFonts w:ascii="Consolas" w:hAnsi="Consolas"/>
-          <w:sz w:val="20"/>
-        </w:rPr>
-        <w:t>reu</w:t>
-      </w:r>
-      <w:r>
-        <w:t>.</w:t>
+        <w:t>upload/README.md</w:t>
+      </w:r>
+      <w:r>
+        <w:t xml:space="preserve"> e nos</w:t>
       </w:r>
     </w:p>
     <w:p>
@@ -2752,13 +3674,7 @@
         <w:jc w:val="both"/>
       </w:pPr>
       <w:r>
-        <w:rPr>
-          <w:b/>
-        </w:rPr>
-        <w:t>Consequência para a decisão de ontem.</w:t>
-      </w:r>
-      <w:r>
-        <w:t xml:space="preserve"> O parecer do motor STT deu ao derivado NotebookLM a vitória</w:t>
+        <w:t xml:space="preserve">   becos sem saída do diário.</w:t>
       </w:r>
     </w:p>
     <w:p>
@@ -2766,16 +3682,13 @@
         <w:jc w:val="both"/>
       </w:pPr>
       <w:r>
-        <w:t xml:space="preserve">no eixo 1 (pontuação/segmentação) com placar 4/4 — mas medido contra um bruto </w:t>
-      </w:r>
-      <w:r>
         <w:rPr>
           <w:b/>
         </w:rPr>
-        <w:t>sem pontuação</w:t>
-      </w:r>
-      <w:r>
-        <w:t>. Se o</w:t>
+        <w:t>Por que isso importa mais do que o achado retractado:</w:t>
+      </w:r>
+      <w:r>
+        <w:t xml:space="preserve"> a casa passou o dia 16/09 construindo uma</w:t>
       </w:r>
     </w:p>
     <w:p>
@@ -2783,7 +3696,16 @@
         <w:jc w:val="both"/>
       </w:pPr>
       <w:r>
-        <w:t>YouTube agora pontua na origem, o ganho do derivado encolhe para 13,66 → 15,98 sinais/100 palavras</w:t>
+        <w:t xml:space="preserve">arquitetura cuja regra central é "derivado nunca vira fonte". Aqui foi o </w:t>
+      </w:r>
+      <w:r>
+        <w:rPr>
+          <w:b/>
+        </w:rPr>
+        <w:t>agente</w:t>
+      </w:r>
+      <w:r>
+        <w:t xml:space="preserve"> que quase instalou</w:t>
       </w:r>
     </w:p>
     <w:p>
@@ -2791,7 +3713,7 @@
         <w:jc w:val="both"/>
       </w:pPr>
       <w:r>
-        <w:t>(neste vídeo) e para segmentação de linhas de legenda, enquanto o risco documentado dele (censura de</w:t>
+        <w:t>um derivado como fonte — com hash, parecer e fila de curadoria apoiados nele. O G1 teria ficado verde</w:t>
       </w:r>
     </w:p>
     <w:p>
@@ -2799,7 +3721,7 @@
         <w:jc w:val="both"/>
       </w:pPr>
       <w:r>
-        <w:t>vocabulário, microedição que quebra casamento com a KB) continua inteiro. **A relação custo-benefício</w:t>
+        <w:t>sobre uma cópia que trocou "ovo" por "novo". A defesa que funcionou foi a mesma de sempre: o</w:t>
       </w:r>
     </w:p>
     <w:p>
@@ -2807,54 +3729,7 @@
         <w:jc w:val="both"/>
       </w:pPr>
       <w:r>
-        <w:t>da camada derivada precisa ser reavaliada com um bruto novo** — e a ferramenta que o Comandante está</w:t>
-      </w:r>
-    </w:p>
-    <w:p>
-      <w:pPr>
-        <w:jc w:val="both"/>
-      </w:pPr>
-      <w:r>
-        <w:t>testando pode tornar a camada desnecessária.</w:t>
-      </w:r>
-    </w:p>
-    <w:p>
-      <w:pPr>
-        <w:jc w:val="both"/>
-      </w:pPr>
-      <w:r>
-        <w:rPr>
-          <w:b/>
-        </w:rPr>
-        <w:t>A confirmar pelo Comandante:</w:t>
-      </w:r>
-      <w:r>
-        <w:t xml:space="preserve"> abrir o painel de transcrição de um vídeo recente e ver se vem</w:t>
-      </w:r>
-    </w:p>
-    <w:p>
-      <w:pPr>
-        <w:jc w:val="both"/>
-      </w:pPr>
-      <w:r>
-        <w:t xml:space="preserve">pontuado. Se vier, o Guia §8 precisa de uma terceira redação: pontuação nativa </w:t>
-      </w:r>
-      <w:r>
-        <w:rPr>
-          <w:b/>
-        </w:rPr>
-        <w:t>na fonte</w:t>
-      </w:r>
-      <w:r>
-        <w:t>, não só</w:t>
-      </w:r>
-    </w:p>
-    <w:p>
-      <w:pPr>
-        <w:jc w:val="both"/>
-      </w:pPr>
-      <w:r>
-        <w:t>no derivado.</w:t>
+        <w:t>Comandante entregou a fonte, e a fonte desmentiu o derivado.</w:t>
       </w:r>
     </w:p>
     <w:p>
@@ -2878,17 +3753,26 @@
         <w:jc w:val="both"/>
       </w:pPr>
       <w:r>
-        <w:t xml:space="preserve">Instrumento: </w:t>
+        <w:t xml:space="preserve">Medido contra o </w:t>
+      </w:r>
+      <w:r>
+        <w:rPr>
+          <w:b/>
+        </w:rPr>
+        <w:t>bruto oficial</w:t>
+      </w:r>
+      <w:r>
+        <w:t xml:space="preserve"> (</w:t>
       </w:r>
       <w:r>
         <w:rPr>
           <w:rFonts w:ascii="Consolas" w:hAnsi="Consolas"/>
           <w:sz w:val="20"/>
         </w:rPr>
-        <w:t>rc_perfil_stt.py</w:t>
-      </w:r>
-      <w:r>
-        <w:t>, eixo de proveniência. Captura (A) × revisão (B):</w:t>
+        <w:t>video-2-medicao-oficial.md</w:t>
+      </w:r>
+      <w:r>
+        <w:t>, gerado pelo instrumento):</w:t>
       </w:r>
     </w:p>
     <w:tbl>
@@ -2931,7 +3815,7 @@
                 <w:b/>
                 <w:sz w:val="20"/>
               </w:rPr>
-              <w:t>A (captura)</w:t>
+              <w:t>A (bruto oficial)</w:t>
             </w:r>
           </w:p>
         </w:tc>
@@ -2991,7 +3875,7 @@
               <w:rPr>
                 <w:sz w:val="20"/>
               </w:rPr>
-              <w:t>1.830</w:t>
+              <w:t>1.810</w:t>
             </w:r>
           </w:p>
         </w:tc>
@@ -3019,7 +3903,123 @@
               <w:rPr>
                 <w:sz w:val="20"/>
               </w:rPr>
-              <w:t>−13 (−0,7%): mesma cobertura de áudio</w:t>
+              <w:t>+7 (+0,4%): mesma cobertura de áudio, do primeiro ao último enunciado</w:t>
+            </w:r>
+          </w:p>
+        </w:tc>
+      </w:tr>
+      <w:tr>
+        <w:tc>
+          <w:tcPr>
+            <w:tcW w:type="dxa" w:w="2160"/>
+          </w:tcPr>
+          <w:p>
+            <w:r/>
+            <w:r>
+              <w:rPr>
+                <w:sz w:val="20"/>
+              </w:rPr>
+              <w:t>sinais por 100 palavras</w:t>
+            </w:r>
+          </w:p>
+        </w:tc>
+        <w:tc>
+          <w:tcPr>
+            <w:tcW w:type="dxa" w:w="2160"/>
+          </w:tcPr>
+          <w:p>
+            <w:r/>
+            <w:r>
+              <w:rPr>
+                <w:sz w:val="20"/>
+              </w:rPr>
+              <w:t>0,11</w:t>
+            </w:r>
+          </w:p>
+        </w:tc>
+        <w:tc>
+          <w:tcPr>
+            <w:tcW w:type="dxa" w:w="2160"/>
+          </w:tcPr>
+          <w:p>
+            <w:r/>
+            <w:r>
+              <w:rPr>
+                <w:sz w:val="20"/>
+              </w:rPr>
+              <w:t>16,13</w:t>
+            </w:r>
+          </w:p>
+        </w:tc>
+        <w:tc>
+          <w:tcPr>
+            <w:tcW w:type="dxa" w:w="2160"/>
+          </w:tcPr>
+          <w:p>
+            <w:r/>
+            <w:r>
+              <w:rPr>
+                <w:sz w:val="20"/>
+              </w:rPr>
+              <w:t>o STT não pontua (§3); a revisão pontuou</w:t>
+            </w:r>
+          </w:p>
+        </w:tc>
+      </w:tr>
+      <w:tr>
+        <w:tc>
+          <w:tcPr>
+            <w:tcW w:type="dxa" w:w="2160"/>
+          </w:tcPr>
+          <w:p>
+            <w:r/>
+            <w:r>
+              <w:rPr>
+                <w:sz w:val="20"/>
+              </w:rPr>
+              <w:t>sentenças · maior sentença</w:t>
+            </w:r>
+          </w:p>
+        </w:tc>
+        <w:tc>
+          <w:tcPr>
+            <w:tcW w:type="dxa" w:w="2160"/>
+          </w:tcPr>
+          <w:p>
+            <w:r/>
+            <w:r>
+              <w:rPr>
+                <w:sz w:val="20"/>
+              </w:rPr>
+              <w:t>3 · 1.737</w:t>
+            </w:r>
+          </w:p>
+        </w:tc>
+        <w:tc>
+          <w:tcPr>
+            <w:tcW w:type="dxa" w:w="2160"/>
+          </w:tcPr>
+          <w:p>
+            <w:r/>
+            <w:r>
+              <w:rPr>
+                <w:sz w:val="20"/>
+              </w:rPr>
+              <w:t>85 · 282</w:t>
+            </w:r>
+          </w:p>
+        </w:tc>
+        <w:tc>
+          <w:tcPr>
+            <w:tcW w:type="dxa" w:w="2160"/>
+          </w:tcPr>
+          <w:p>
+            <w:r/>
+            <w:r>
+              <w:rPr>
+                <w:sz w:val="20"/>
+              </w:rPr>
+              <w:t>segmentação criada pela revisão</w:t>
             </w:r>
           </w:p>
         </w:tc>
@@ -3063,7 +4063,7 @@
               <w:rPr>
                 <w:sz w:val="20"/>
               </w:rPr>
-              <w:t>9,23%</w:t>
+              <w:t>8,12%</w:t>
             </w:r>
           </w:p>
         </w:tc>
@@ -3077,7 +4077,7 @@
               <w:rPr>
                 <w:sz w:val="20"/>
               </w:rPr>
-              <w:t>91 palavras de A ausentes em B, 78 de B ausentes em A</w:t>
+              <w:t>70 palavras de A ausentes em B, 77 de B ausentes em A</w:t>
             </w:r>
           </w:p>
         </w:tc>
@@ -3121,7 +4121,7 @@
               <w:rPr>
                 <w:sz w:val="20"/>
               </w:rPr>
-              <w:t>0,910</w:t>
+              <w:t>0,916</w:t>
             </w:r>
           </w:p>
         </w:tc>
@@ -3179,7 +4179,7 @@
               <w:rPr>
                 <w:sz w:val="20"/>
               </w:rPr>
-              <w:t>0,917</w:t>
+              <w:t>0,922</w:t>
             </w:r>
           </w:p>
         </w:tc>
@@ -3280,7 +4280,7 @@
               <w:rPr>
                 <w:sz w:val="20"/>
               </w:rPr>
-              <w:t>26 (14,21/1.000)</w:t>
+              <w:t>27 (14,92/1.000)</w:t>
             </w:r>
           </w:p>
         </w:tc>
@@ -3294,7 +4294,7 @@
               <w:rPr>
                 <w:sz w:val="20"/>
               </w:rPr>
-              <w:t>24 (13,09/1.000)</w:t>
+              <w:t>24 (13,21/1.000)</w:t>
             </w:r>
           </w:p>
         </w:tc>
@@ -3308,65 +4308,7 @@
               <w:rPr>
                 <w:sz w:val="20"/>
               </w:rPr>
-              <w:t>a revisão NÃO trata disfluência</w:t>
-            </w:r>
-          </w:p>
-        </w:tc>
-      </w:tr>
-      <w:tr>
-        <w:tc>
-          <w:tcPr>
-            <w:tcW w:type="dxa" w:w="2160"/>
-          </w:tcPr>
-          <w:p>
-            <w:r/>
-            <w:r>
-              <w:rPr>
-                <w:sz w:val="20"/>
-              </w:rPr>
-              <w:t>sinais por 100 palavras</w:t>
-            </w:r>
-          </w:p>
-        </w:tc>
-        <w:tc>
-          <w:tcPr>
-            <w:tcW w:type="dxa" w:w="2160"/>
-          </w:tcPr>
-          <w:p>
-            <w:r/>
-            <w:r>
-              <w:rPr>
-                <w:sz w:val="20"/>
-              </w:rPr>
-              <w:t>13,66</w:t>
-            </w:r>
-          </w:p>
-        </w:tc>
-        <w:tc>
-          <w:tcPr>
-            <w:tcW w:type="dxa" w:w="2160"/>
-          </w:tcPr>
-          <w:p>
-            <w:r/>
-            <w:r>
-              <w:rPr>
-                <w:sz w:val="20"/>
-              </w:rPr>
-              <w:t>15,98</w:t>
-            </w:r>
-          </w:p>
-        </w:tc>
-        <w:tc>
-          <w:tcPr>
-            <w:tcW w:type="dxa" w:w="2160"/>
-          </w:tcPr>
-          <w:p>
-            <w:r/>
-            <w:r>
-              <w:rPr>
-                <w:sz w:val="20"/>
-              </w:rPr>
-              <w:t>pontuação refinada, não criada</w:t>
+              <w:t>a revisão quase não trata disfluência</w:t>
             </w:r>
           </w:p>
         </w:tc>
@@ -3396,7 +4338,7 @@
               <w:rPr>
                 <w:sz w:val="20"/>
               </w:rPr>
-              <w:t>26</w:t>
+              <w:t>12 formas / 26 ocorrências</w:t>
             </w:r>
           </w:p>
         </w:tc>
@@ -3410,7 +4352,7 @@
               <w:rPr>
                 <w:sz w:val="20"/>
               </w:rPr>
-              <w:t>31</w:t>
+              <w:t>16 formas / 31 ocorrências</w:t>
             </w:r>
           </w:p>
         </w:tc>
@@ -3424,7 +4366,7 @@
               <w:rPr>
                 <w:sz w:val="20"/>
               </w:rPr>
-              <w:t>+5: o revisor aplicou a base</w:t>
+              <w:t>o revisor aplicou a base</w:t>
             </w:r>
           </w:p>
         </w:tc>
@@ -3440,7 +4382,7 @@
               <w:rPr>
                 <w:sz w:val="20"/>
               </w:rPr>
-              <w:t>variantes STT / formas proibidas</w:t>
+              <w:t>variantes STT · formas proibidas</w:t>
             </w:r>
           </w:p>
         </w:tc>
@@ -3454,7 +4396,7 @@
               <w:rPr>
                 <w:sz w:val="20"/>
               </w:rPr>
-              <w:t>0 / 0</w:t>
+              <w:t>0 · 0</w:t>
             </w:r>
           </w:p>
         </w:tc>
@@ -3468,7 +4410,7 @@
               <w:rPr>
                 <w:sz w:val="20"/>
               </w:rPr>
-              <w:t>0 / 0</w:t>
+              <w:t>0 · 0</w:t>
             </w:r>
           </w:p>
         </w:tc>
@@ -3482,7 +4424,7 @@
               <w:rPr>
                 <w:sz w:val="20"/>
               </w:rPr>
-              <w:t>nada a substituir</w:t>
+              <w:t>nada a substituir, nada proibido</w:t>
             </w:r>
           </w:p>
         </w:tc>
@@ -3613,10 +4555,10 @@
         <w:rPr>
           <w:b/>
         </w:rPr>
-        <w:t>Decomposição das 91 perdas</w:t>
-      </w:r>
-      <w:r>
-        <w:t xml:space="preserve"> (todas conferidas uma a uma):</w:t>
+        <w:t>Decomposição das 70 perdas</w:t>
+      </w:r>
+      <w:r>
+        <w:t xml:space="preserve"> — todas conferidas uma a uma no bruto oficial:</w:t>
       </w:r>
     </w:p>
     <w:tbl>
@@ -3689,7 +4631,7 @@
               <w:rPr>
                 <w:sz w:val="20"/>
               </w:rPr>
-              <w:t>anotações de áudio do YouTube</w:t>
+              <w:t>corruptelas do ASR corrigidas</w:t>
             </w:r>
           </w:p>
         </w:tc>
@@ -3703,7 +4645,7 @@
               <w:rPr>
                 <w:sz w:val="20"/>
               </w:rPr>
-              <w:t>14</w:t>
+              <w:t>23</w:t>
             </w:r>
           </w:p>
         </w:tc>
@@ -3717,7 +4659,7 @@
               <w:rPr>
                 <w:sz w:val="20"/>
               </w:rPr>
-              <w:t>[roncando]×4, [limpando a garganta]×5 (limpando+garganta)</w:t>
+              <w:t>julgo, mitlogo, chamanismo, glu, positron, acásicos, acáxicos, locas×2, louoca, qualia, paraa, reu, colapse, ancorado, esculhamba+sem, vir, reproduzindo</w:t>
             </w:r>
           </w:p>
         </w:tc>
@@ -3733,7 +4675,7 @@
               <w:rPr>
                 <w:sz w:val="20"/>
               </w:rPr>
-              <w:t>dêiticos resolvidos em termo doutrinário</w:t>
+              <w:t>dêiticos nomeados pelo revisor</w:t>
             </w:r>
           </w:p>
         </w:tc>
@@ -3747,7 +4689,7 @@
               <w:rPr>
                 <w:sz w:val="20"/>
               </w:rPr>
-              <w:t>~19</w:t>
+              <w:t>19</w:t>
             </w:r>
           </w:p>
         </w:tc>
@@ -3761,7 +4703,7 @@
               <w:rPr>
                 <w:sz w:val="20"/>
               </w:rPr>
-              <w:t>aqui×13, esse×4, isso×2 → "o lado antimaterial", "Brahmaloka", "Bhuloka"</w:t>
+              <w:t>aqui×13, esse×4, isso×2 — "este aqui"/"aquele ali" ditos apontando para a tela</w:t>
             </w:r>
           </w:p>
         </w:tc>
@@ -3777,7 +4719,7 @@
               <w:rPr>
                 <w:sz w:val="20"/>
               </w:rPr>
-              <w:t>corruptelas corrigidas</w:t>
+              <w:t>reescrita de ligação</w:t>
             </w:r>
           </w:p>
         </w:tc>
@@ -3791,7 +4733,7 @@
               <w:rPr>
                 <w:sz w:val="20"/>
               </w:rPr>
-              <w:t>~12</w:t>
+              <w:t>20</w:t>
             </w:r>
           </w:p>
         </w:tc>
@@ -3805,7 +4747,7 @@
               <w:rPr>
                 <w:sz w:val="20"/>
               </w:rPr>
-              <w:t>julgo, mitlogo, chamanismo, paraa, reu, esculhamba, sem, colapse, ancorado, glu, un, loca/louoca</w:t>
+              <w:t>e×2, a, pra×2, um, ou, em, como, fosse, era, foi, ele, eu, tinha, num, grande, lenta, duas, depois, essas, coisas, gente, tarde</w:t>
             </w:r>
           </w:p>
         </w:tc>
@@ -3821,7 +4763,7 @@
               <w:rPr>
                 <w:sz w:val="20"/>
               </w:rPr>
-              <w:t>normalização de números</w:t>
+              <w:t>números normalizados</w:t>
             </w:r>
           </w:p>
         </w:tc>
@@ -3835,7 +4777,7 @@
               <w:rPr>
                 <w:sz w:val="20"/>
               </w:rPr>
-              <w:t>3</w:t>
+              <w:t>4</w:t>
             </w:r>
           </w:p>
         </w:tc>
@@ -3849,51 +4791,7 @@
               <w:rPr>
                 <w:sz w:val="20"/>
               </w:rPr>
-              <w:t>3.000/5.000 → "3 mil"/"5 mil" (valor preservado — dentro do Guia §7)</w:t>
-            </w:r>
-          </w:p>
-        </w:tc>
-      </w:tr>
-      <w:tr>
-        <w:tc>
-          <w:tcPr>
-            <w:tcW w:type="dxa" w:w="2880"/>
-          </w:tcPr>
-          <w:p>
-            <w:r/>
-            <w:r>
-              <w:rPr>
-                <w:sz w:val="20"/>
-              </w:rPr>
-              <w:t>artigos/preposições de reescrita</w:t>
-            </w:r>
-          </w:p>
-        </w:tc>
-        <w:tc>
-          <w:tcPr>
-            <w:tcW w:type="dxa" w:w="2880"/>
-          </w:tcPr>
-          <w:p>
-            <w:r/>
-            <w:r>
-              <w:rPr>
-                <w:sz w:val="20"/>
-              </w:rPr>
-              <w:t>~10</w:t>
-            </w:r>
-          </w:p>
-        </w:tc>
-        <w:tc>
-          <w:tcPr>
-            <w:tcW w:type="dxa" w:w="2880"/>
-          </w:tcPr>
-          <w:p>
-            <w:r/>
-            <w:r>
-              <w:rPr>
-                <w:sz w:val="20"/>
-              </w:rPr>
-              <w:t>a×6, pra×2, e×2</w:t>
+              <w:t>3.000/5.000/"un" → "3 mil"/"5 mil"/"Uns" (valor preservado — Guia §7)</w:t>
             </w:r>
           </w:p>
         </w:tc>
@@ -3923,7 +4821,7 @@
               <w:rPr>
                 <w:sz w:val="20"/>
               </w:rPr>
-              <w:t>2</w:t>
+              <w:t>4</w:t>
             </w:r>
           </w:p>
         </w:tc>
@@ -3937,51 +4835,7 @@
               <w:rPr>
                 <w:sz w:val="20"/>
               </w:rPr>
-              <w:t>eh, oh</w:t>
-            </w:r>
-          </w:p>
-        </w:tc>
-      </w:tr>
-      <w:tr>
-        <w:tc>
-          <w:tcPr>
-            <w:tcW w:type="dxa" w:w="2880"/>
-          </w:tcPr>
-          <w:p>
-            <w:r/>
-            <w:r>
-              <w:rPr>
-                <w:sz w:val="20"/>
-              </w:rPr>
-              <w:t>artefato da captura</w:t>
-            </w:r>
-          </w:p>
-        </w:tc>
-        <w:tc>
-          <w:tcPr>
-            <w:tcW w:type="dxa" w:w="2880"/>
-          </w:tcPr>
-          <w:p>
-            <w:r/>
-            <w:r>
-              <w:rPr>
-                <w:sz w:val="20"/>
-              </w:rPr>
-              <w:t>1</w:t>
-            </w:r>
-          </w:p>
-        </w:tc>
-        <w:tc>
-          <w:tcPr>
-            <w:tcW w:type="dxa" w:w="2880"/>
-          </w:tcPr>
-          <w:p>
-            <w:r/>
-            <w:r>
-              <w:rPr>
-                <w:sz w:val="20"/>
-              </w:rPr>
-              <w:t>o M. final (§2)</w:t>
+              <w:t>eh, oh, né</w:t>
             </w:r>
           </w:p>
         </w:tc>
@@ -3996,10 +4850,10 @@
         <w:rPr>
           <w:b/>
         </w:rPr>
-        <w:t>Decomposição dos 78 acréscimos:</w:t>
-      </w:r>
-      <w:r>
-        <w:t xml:space="preserve"> termos doutrinários explícitos (</w:t>
+        <w:t>Decomposição dos 77 acréscimos:</w:t>
+      </w:r>
+      <w:r>
+        <w:t xml:space="preserve"> nomes doutrinários que o bruto não traz — </w:t>
       </w:r>
       <w:r>
         <w:rPr>
@@ -4008,16 +4862,7 @@
         <w:t>antimaterial</w:t>
       </w:r>
       <w:r>
-        <w:t xml:space="preserve">×5, </w:t>
-      </w:r>
-      <w:r>
-        <w:rPr>
-          <w:i/>
-        </w:rPr>
-        <w:t>material</w:t>
-      </w:r>
-      <w:r>
-        <w:t>×3,</w:t>
+        <w:t>×5,</w:t>
       </w:r>
     </w:p>
     <w:p>
@@ -4028,6 +4873,15 @@
         <w:rPr>
           <w:i/>
         </w:rPr>
+        <w:t>material</w:t>
+      </w:r>
+      <w:r>
+        <w:t xml:space="preserve">×3, </w:t>
+      </w:r>
+      <w:r>
+        <w:rPr>
+          <w:i/>
+        </w:rPr>
         <w:t>lado</w:t>
       </w:r>
       <w:r>
@@ -4064,16 +4918,16 @@
         <w:rPr>
           <w:i/>
         </w:rPr>
-        <w:t>akashicos</w:t>
-      </w:r>
-      <w:r>
-        <w:t>), correções (</w:t>
+        <w:t>universo</w:t>
+      </w:r>
+      <w:r>
+        <w:t xml:space="preserve">×2, </w:t>
       </w:r>
       <w:r>
         <w:rPr>
           <w:i/>
         </w:rPr>
-        <w:t>jugo</w:t>
+        <w:t>chamado</w:t>
       </w:r>
       <w:r>
         <w:t xml:space="preserve">, </w:t>
@@ -4082,7 +4936,7 @@
         <w:rPr>
           <w:i/>
         </w:rPr>
-        <w:t>mitólogo</w:t>
+        <w:t>chamamos</w:t>
       </w:r>
       <w:r>
         <w:t>,</w:t>
@@ -4096,6 +4950,24 @@
         <w:rPr>
           <w:i/>
         </w:rPr>
+        <w:t>colmeia</w:t>
+      </w:r>
+      <w:r>
+        <w:t xml:space="preserve">, </w:t>
+      </w:r>
+      <w:r>
+        <w:rPr>
+          <w:i/>
+        </w:rPr>
+        <w:t>akashicos</w:t>
+      </w:r>
+      <w:r>
+        <w:t xml:space="preserve"> —; correções (</w:t>
+      </w:r>
+      <w:r>
+        <w:rPr>
+          <w:i/>
+        </w:rPr>
         <w:t>xamanismo</w:t>
       </w:r>
       <w:r>
@@ -4105,6 +4977,24 @@
         <w:rPr>
           <w:i/>
         </w:rPr>
+        <w:t>jugo</w:t>
+      </w:r>
+      <w:r>
+        <w:t xml:space="preserve">, </w:t>
+      </w:r>
+      <w:r>
+        <w:rPr>
+          <w:i/>
+        </w:rPr>
+        <w:t>mitólogo</w:t>
+      </w:r>
+      <w:r>
+        <w:t xml:space="preserve">, </w:t>
+      </w:r>
+      <w:r>
+        <w:rPr>
+          <w:i/>
+        </w:rPr>
         <w:t>esculhambassem</w:t>
       </w:r>
       <w:r>
@@ -4117,43 +5007,7 @@
         <w:t>colapsa</w:t>
       </w:r>
       <w:r>
-        <w:t xml:space="preserve">, </w:t>
-      </w:r>
-      <w:r>
-        <w:rPr>
-          <w:i/>
-        </w:rPr>
-        <w:t>ancorada</w:t>
-      </w:r>
-      <w:r>
-        <w:t xml:space="preserve">, </w:t>
-      </w:r>
-      <w:r>
-        <w:rPr>
-          <w:i/>
-        </w:rPr>
-        <w:t>ovo</w:t>
-      </w:r>
-      <w:r>
-        <w:t xml:space="preserve">, </w:t>
-      </w:r>
-      <w:r>
-        <w:rPr>
-          <w:i/>
-        </w:rPr>
-        <w:t>glues</w:t>
-      </w:r>
-      <w:r>
-        <w:t xml:space="preserve">, </w:t>
-      </w:r>
-      <w:r>
-        <w:rPr>
-          <w:i/>
-        </w:rPr>
-        <w:t>posetron</w:t>
-      </w:r>
-      <w:r>
-        <w:t>), artigos de</w:t>
+        <w:t>,</w:t>
       </w:r>
     </w:p>
     <w:p>
@@ -4161,12 +5015,54 @@
         <w:jc w:val="both"/>
       </w:pPr>
       <w:r>
-        <w:t>reescrita (</w:t>
-      </w:r>
-      <w:r>
         <w:rPr>
           <w:i/>
         </w:rPr>
+        <w:t>ancorada</w:t>
+      </w:r>
+      <w:r>
+        <w:t xml:space="preserve">, </w:t>
+      </w:r>
+      <w:r>
+        <w:rPr>
+          <w:i/>
+        </w:rPr>
+        <w:t>mil</w:t>
+      </w:r>
+      <w:r>
+        <w:t xml:space="preserve">×3, </w:t>
+      </w:r>
+      <w:r>
+        <w:rPr>
+          <w:i/>
+        </w:rPr>
+        <w:t>uns</w:t>
+      </w:r>
+      <w:r>
+        <w:t xml:space="preserve">, </w:t>
+      </w:r>
+      <w:r>
+        <w:rPr>
+          <w:i/>
+        </w:rPr>
+        <w:t>5</w:t>
+      </w:r>
+      <w:r>
+        <w:t xml:space="preserve">, </w:t>
+      </w:r>
+      <w:r>
+        <w:rPr>
+          <w:i/>
+        </w:rPr>
+        <w:t>dois</w:t>
+      </w:r>
+      <w:r>
+        <w:t>); artigos e verbos de reescrita (</w:t>
+      </w:r>
+      <w:r>
+        <w:rPr>
+          <w:i/>
+        </w:rPr>
         <w:t>o</w:t>
       </w:r>
       <w:r>
@@ -4188,34 +5084,7 @@
         <w:t>para</w:t>
       </w:r>
       <w:r>
-        <w:t xml:space="preserve">×3, </w:t>
-      </w:r>
-      <w:r>
-        <w:rPr>
-          <w:i/>
-        </w:rPr>
-        <w:t>tem</w:t>
-      </w:r>
-      <w:r>
-        <w:t xml:space="preserve">×3, </w:t>
-      </w:r>
-      <w:r>
-        <w:rPr>
-          <w:i/>
-        </w:rPr>
-        <w:t>da</w:t>
-      </w:r>
-      <w:r>
-        <w:t xml:space="preserve">×2) e </w:t>
-      </w:r>
-      <w:r>
-        <w:rPr>
-          <w:i/>
-        </w:rPr>
-        <w:t>mil</w:t>
-      </w:r>
-      <w:r>
-        <w:t>×3 da normalização numérica.</w:t>
+        <w:t>×3,</w:t>
       </w:r>
     </w:p>
     <w:p>
@@ -4224,12 +5093,120 @@
       </w:pPr>
       <w:r>
         <w:rPr>
-          <w:b/>
-        </w:rPr>
-        <w:t>Leitura.</w:t>
-      </w:r>
-      <w:r>
-        <w:t xml:space="preserve"> Nenhuma categoria é supressão de conteúdo. A revisão faz três coisas que a casa também</w:t>
+          <w:i/>
+        </w:rPr>
+        <w:t>tem</w:t>
+      </w:r>
+      <w:r>
+        <w:t xml:space="preserve">×3, </w:t>
+      </w:r>
+      <w:r>
+        <w:rPr>
+          <w:i/>
+        </w:rPr>
+        <w:t>de</w:t>
+      </w:r>
+      <w:r>
+        <w:t xml:space="preserve">, </w:t>
+      </w:r>
+      <w:r>
+        <w:rPr>
+          <w:i/>
+        </w:rPr>
+        <w:t>da</w:t>
+      </w:r>
+      <w:r>
+        <w:t xml:space="preserve">, </w:t>
+      </w:r>
+      <w:r>
+        <w:rPr>
+          <w:i/>
+        </w:rPr>
+        <w:t>do</w:t>
+      </w:r>
+      <w:r>
+        <w:t xml:space="preserve">, </w:t>
+      </w:r>
+      <w:r>
+        <w:rPr>
+          <w:i/>
+        </w:rPr>
+        <w:t>os</w:t>
+      </w:r>
+      <w:r>
+        <w:t xml:space="preserve">, </w:t>
+      </w:r>
+      <w:r>
+        <w:rPr>
+          <w:i/>
+        </w:rPr>
+        <w:t>são</w:t>
+      </w:r>
+      <w:r>
+        <w:t xml:space="preserve">, </w:t>
+      </w:r>
+      <w:r>
+        <w:rPr>
+          <w:i/>
+        </w:rPr>
+        <w:t>com</w:t>
+      </w:r>
+      <w:r>
+        <w:t xml:space="preserve">, </w:t>
+      </w:r>
+      <w:r>
+        <w:rPr>
+          <w:i/>
+        </w:rPr>
+        <w:t>for</w:t>
+      </w:r>
+      <w:r>
+        <w:t xml:space="preserve">, </w:t>
+      </w:r>
+      <w:r>
+        <w:rPr>
+          <w:i/>
+        </w:rPr>
+        <w:t>nossa</w:t>
+      </w:r>
+      <w:r>
+        <w:t xml:space="preserve">, </w:t>
+      </w:r>
+      <w:r>
+        <w:rPr>
+          <w:i/>
+        </w:rPr>
+        <w:t>tudo</w:t>
+      </w:r>
+      <w:r>
+        <w:t xml:space="preserve">, </w:t>
+      </w:r>
+      <w:r>
+        <w:rPr>
+          <w:i/>
+        </w:rPr>
+        <w:t>além</w:t>
+      </w:r>
+      <w:r>
+        <w:t xml:space="preserve">, </w:t>
+      </w:r>
+      <w:r>
+        <w:rPr>
+          <w:i/>
+        </w:rPr>
+        <w:t>nisso</w:t>
+      </w:r>
+      <w:r>
+        <w:t xml:space="preserve">, </w:t>
+      </w:r>
+      <w:r>
+        <w:rPr>
+          <w:i/>
+        </w:rPr>
+        <w:t>lados</w:t>
+      </w:r>
+      <w:r>
+        <w:t>,</w:t>
       </w:r>
     </w:p>
     <w:p>
@@ -4237,25 +5214,67 @@
         <w:jc w:val="both"/>
       </w:pPr>
       <w:r>
-        <w:t xml:space="preserve">faz: </w:t>
+        <w:rPr>
+          <w:i/>
+        </w:rPr>
+        <w:t>parte</w:t>
+      </w:r>
+      <w:r>
+        <w:t xml:space="preserve">, </w:t>
+      </w:r>
+      <w:r>
+        <w:rPr>
+          <w:i/>
+        </w:rPr>
+        <w:t>fossem</w:t>
+      </w:r>
+      <w:r>
+        <w:t xml:space="preserve">, </w:t>
+      </w:r>
+      <w:r>
+        <w:rPr>
+          <w:i/>
+        </w:rPr>
+        <w:t>esses</w:t>
+      </w:r>
+      <w:r>
+        <w:t xml:space="preserve">, </w:t>
+      </w:r>
+      <w:r>
+        <w:rPr>
+          <w:i/>
+        </w:rPr>
+        <w:t>reproduzido</w:t>
+      </w:r>
+      <w:r>
+        <w:t xml:space="preserve">, </w:t>
+      </w:r>
+      <w:r>
+        <w:rPr>
+          <w:i/>
+        </w:rPr>
+        <w:t>servir</w:t>
+      </w:r>
+      <w:r>
+        <w:t xml:space="preserve">); e as </w:t>
       </w:r>
       <w:r>
         <w:rPr>
           <w:b/>
         </w:rPr>
-        <w:t>corrige o ASR contra a KB</w:t>
-      </w:r>
-      <w:r>
-        <w:t xml:space="preserve">, </w:t>
-      </w:r>
-      <w:r>
-        <w:rPr>
-          <w:b/>
-        </w:rPr>
-        <w:t>explicita dêiticos</w:t>
-      </w:r>
-      <w:r>
-        <w:t xml:space="preserve"> ("esse aqui" → "o lado antimaterial") e</w:t>
+        <w:t>duas regressões do §6.1</w:t>
+      </w:r>
+      <w:r>
+        <w:t xml:space="preserve"> (</w:t>
+      </w:r>
+      <w:r>
+        <w:rPr>
+          <w:i/>
+        </w:rPr>
+        <w:t>glues</w:t>
+      </w:r>
+      <w:r>
+        <w:t>,</w:t>
       </w:r>
     </w:p>
     <w:p>
@@ -4264,21 +5283,12 @@
       </w:pPr>
       <w:r>
         <w:rPr>
-          <w:b/>
-        </w:rPr>
-        <w:t>normaliza números</w:t>
-      </w:r>
-      <w:r>
-        <w:t xml:space="preserve">. O que ela </w:t>
-      </w:r>
-      <w:r>
-        <w:rPr>
-          <w:b/>
-        </w:rPr>
-        <w:t>não</w:t>
-      </w:r>
-      <w:r>
-        <w:t xml:space="preserve"> faz é tratar disfluência (24 marcas remanescentes, nível</w:t>
+          <w:i/>
+        </w:rPr>
+        <w:t>posetron</w:t>
+      </w:r>
+      <w:r>
+        <w:t>).</w:t>
       </w:r>
     </w:p>
     <w:p>
@@ -4286,7 +5296,13 @@
         <w:jc w:val="both"/>
       </w:pPr>
       <w:r>
-        <w:t>acima do Guia §10) nem inserir marcadores editoriais — ou seja, sobra trabalho para a esteira, e é</w:t>
+        <w:rPr>
+          <w:b/>
+        </w:rPr>
+        <w:t>A observação do Comandante explica o maior bloco de mudanças.</w:t>
+      </w:r>
+      <w:r>
+        <w:t xml:space="preserve"> Do despacho de 16/09/2026: *"ao</w:t>
       </w:r>
     </w:p>
     <w:p>
@@ -4294,7 +5310,255 @@
         <w:jc w:val="both"/>
       </w:pPr>
       <w:r>
-        <w:t>trabalho pequeno.</w:t>
+        <w:t>revisar o vídeo notei que o Ellam dizia algo e não nominava, porque estava apontando para uma tela de</w:t>
+      </w:r>
+    </w:p>
+    <w:p>
+      <w:pPr>
+        <w:jc w:val="both"/>
+      </w:pPr>
+      <w:r>
+        <w:t>apresentação, então o que eu fiz, nomeie o que ele estava falando e basicamente está relacionado à</w:t>
+      </w:r>
+    </w:p>
+    <w:p>
+      <w:pPr>
+        <w:jc w:val="both"/>
+      </w:pPr>
+      <w:r>
+        <w:t>formação do universo, com seu lado material e o antimaterial, que ela apontava e falava este aqui ou</w:t>
+      </w:r>
+    </w:p>
+    <w:p>
+      <w:pPr>
+        <w:jc w:val="both"/>
+      </w:pPr>
+      <w:r>
+        <w:t>aquele ali."</w:t>
+      </w:r>
+      <w:r>
+        <w:rPr>
+          <w:i/>
+        </w:rPr>
+        <w:t xml:space="preserve"> É exatamente o que a medição mostra: 19 dêiticos perdidos, 5 </w:t>
+      </w:r>
+      <w:r>
+        <w:t>antimaterial* + 3</w:t>
+      </w:r>
+    </w:p>
+    <w:p>
+      <w:pPr>
+        <w:jc w:val="both"/>
+      </w:pPr>
+      <w:r>
+        <w:rPr>
+          <w:i/>
+        </w:rPr>
+        <w:t>material</w:t>
+      </w:r>
+      <w:r>
+        <w:t xml:space="preserve"> + 3 </w:t>
+      </w:r>
+      <w:r>
+        <w:rPr>
+          <w:i/>
+        </w:rPr>
+        <w:t>lado</w:t>
+      </w:r>
+      <w:r>
+        <w:t xml:space="preserve"> + 2 </w:t>
+      </w:r>
+      <w:r>
+        <w:rPr>
+          <w:i/>
+        </w:rPr>
+        <w:t>Brahmaloka</w:t>
+      </w:r>
+      <w:r>
+        <w:t xml:space="preserve"> + </w:t>
+      </w:r>
+      <w:r>
+        <w:rPr>
+          <w:i/>
+        </w:rPr>
+        <w:t>Bhuloka</w:t>
+      </w:r>
+      <w:r>
+        <w:t xml:space="preserve"> ganhos. Não é acréscimo de doutrina por</w:t>
+      </w:r>
+    </w:p>
+    <w:p>
+      <w:pPr>
+        <w:jc w:val="both"/>
+      </w:pPr>
+      <w:r>
+        <w:t xml:space="preserve">interpretação livre — é </w:t>
+      </w:r>
+      <w:r>
+        <w:rPr>
+          <w:b/>
+        </w:rPr>
+        <w:t>nomeação do referente ostensivo</w:t>
+      </w:r>
+      <w:r>
+        <w:t>, e a KB confirma os nomes</w:t>
+      </w:r>
+    </w:p>
+    <w:p>
+      <w:pPr>
+        <w:jc w:val="both"/>
+      </w:pPr>
+      <w:r>
+        <w:t xml:space="preserve">(RC-106 </w:t>
+      </w:r>
+      <w:r>
+        <w:rPr>
+          <w:i/>
+        </w:rPr>
+        <w:t>Universo Antimaterial (Brahmaloka)</w:t>
+      </w:r>
+      <w:r>
+        <w:t xml:space="preserve">, RC-107 </w:t>
+      </w:r>
+      <w:r>
+        <w:rPr>
+          <w:i/>
+        </w:rPr>
+        <w:t>Universo Material (Bhuloka)</w:t>
+      </w:r>
+      <w:r>
+        <w:t>).</w:t>
+      </w:r>
+    </w:p>
+    <w:p>
+      <w:pPr>
+        <w:jc w:val="both"/>
+      </w:pPr>
+      <w:r>
+        <w:t>O que a casa faz com isso, e por quê: o Guia §12 pede marcador editorial para intervenção do revisor</w:t>
+      </w:r>
+    </w:p>
+    <w:p>
+      <w:pPr>
+        <w:jc w:val="both"/>
+      </w:pPr>
+      <w:r>
+        <w:t>que não está na fonte. Nomear o que o autor apontou é intervenção legítima e documentada — mas o</w:t>
+      </w:r>
+    </w:p>
+    <w:p>
+      <w:pPr>
+        <w:jc w:val="both"/>
+      </w:pPr>
+      <w:r>
+        <w:t>leitor do produto final não pode confundir a palavra do autor com a do revisor. Tratamento proposto:</w:t>
+      </w:r>
+    </w:p>
+    <w:p>
+      <w:pPr>
+        <w:jc w:val="both"/>
+      </w:pPr>
+      <w:r>
+        <w:rPr>
+          <w:rFonts w:ascii="Consolas" w:hAnsi="Consolas"/>
+          <w:sz w:val="20"/>
+        </w:rPr>
+        <w:t>[NOTA]</w:t>
+      </w:r>
+      <w:r>
+        <w:t xml:space="preserve"> na </w:t>
+      </w:r>
+      <w:r>
+        <w:rPr>
+          <w:b/>
+        </w:rPr>
+        <w:t>primeira</w:t>
+      </w:r>
+      <w:r>
+        <w:t xml:space="preserve"> ocorrência de cada nome inserido (Brahmaloka, Bhuloka, lado</w:t>
+      </w:r>
+    </w:p>
+    <w:p>
+      <w:pPr>
+        <w:jc w:val="both"/>
+      </w:pPr>
+      <w:r>
+        <w:t>material/antimaterial), explicando que o autor apontava para a tela e o revisor nomeou o referente,</w:t>
+      </w:r>
+    </w:p>
+    <w:p>
+      <w:pPr>
+        <w:jc w:val="both"/>
+      </w:pPr>
+      <w:r>
+        <w:t>com a ficha da KB ao lado. Nas ocorrências seguintes, texto limpo.</w:t>
+      </w:r>
+    </w:p>
+    <w:p>
+      <w:pPr>
+        <w:jc w:val="both"/>
+      </w:pPr>
+      <w:r>
+        <w:rPr>
+          <w:b/>
+        </w:rPr>
+        <w:t>Leitura final.</w:t>
+      </w:r>
+      <w:r>
+        <w:t xml:space="preserve"> Nenhuma categoria é supressão de conteúdo. A revisão faz três das cinco camadas do</w:t>
+      </w:r>
+    </w:p>
+    <w:p>
+      <w:pPr>
+        <w:jc w:val="both"/>
+      </w:pPr>
+      <w:r>
+        <w:t xml:space="preserve">Guia §3 (ortografia/gramática, terminologia contra a KB, segmentação e pontuação) e </w:t>
+      </w:r>
+      <w:r>
+        <w:rPr>
+          <w:b/>
+        </w:rPr>
+        <w:t>não</w:t>
+      </w:r>
+      <w:r>
+        <w:t xml:space="preserve"> faz as</w:t>
+      </w:r>
+    </w:p>
+    <w:p>
+      <w:pPr>
+        <w:jc w:val="both"/>
+      </w:pPr>
+      <w:r>
+        <w:t>outras duas: disfluência (24 marcas remanescentes, acima do nível LEVE do §10) e marcadores</w:t>
+      </w:r>
+    </w:p>
+    <w:p>
+      <w:pPr>
+        <w:jc w:val="both"/>
+      </w:pPr>
+      <w:r>
+        <w:t xml:space="preserve">editoriais (zero </w:t>
+      </w:r>
+      <w:r>
+        <w:rPr>
+          <w:rFonts w:ascii="Consolas" w:hAnsi="Consolas"/>
+          <w:sz w:val="20"/>
+        </w:rPr>
+        <w:t>[NOTA]</w:t>
+      </w:r>
+      <w:r>
+        <w:t xml:space="preserve">, zero </w:t>
+      </w:r>
+      <w:r>
+        <w:rPr>
+          <w:rFonts w:ascii="Consolas" w:hAnsi="Consolas"/>
+          <w:sz w:val="20"/>
+        </w:rPr>
+        <w:t>[A CONFIRMAR]</w:t>
+      </w:r>
+      <w:r>
+        <w:t>). O que sobra para a esteira é pequeno e está no §8.</w:t>
       </w:r>
     </w:p>
     <w:p>
@@ -4388,7 +5652,7 @@
         <w:jc w:val="both"/>
       </w:pPr>
       <w:r>
-        <w:t>2, um texto excelente reprova (9,23% &gt; 5%) — e um portão que reprova o bom trabalho ensina as pessoas</w:t>
+        <w:t>2, um texto excelente reprova (8,12% &gt; 5%) — e um portão que reprova o bom trabalho ensina as pessoas</w:t>
       </w:r>
     </w:p>
     <w:p>
@@ -6135,7 +7399,7 @@
           <w:color w:val="1F3B57"/>
           <w:sz w:val="24"/>
         </w:rPr>
-        <w:t>7. Fila de curadoria proposta — bloqueada até existir bruto</w:t>
+        <w:t>7. Fila de curadoria proposta — destravada: o bruto oficial chegou</w:t>
       </w:r>
     </w:p>
     <w:p>
@@ -6165,17 +7429,27 @@
         <w:t>CONTRIBUTING</w:t>
       </w:r>
       <w:r>
-        <w:t xml:space="preserve">). Nenhuma destas linhas pode entrar em </w:t>
+        <w:t xml:space="preserve">). Com </w:t>
       </w:r>
       <w:r>
         <w:rPr>
           <w:rFonts w:ascii="Consolas" w:hAnsi="Consolas"/>
           <w:sz w:val="20"/>
         </w:rPr>
-        <w:t>KB-RC/_fila-de-curadoria.csv</w:t>
-      </w:r>
-      <w:r>
-        <w:t xml:space="preserve"> enquanto</w:t>
+        <w:t>upload/video-2-transcri-youtube.txt</w:t>
+      </w:r>
+      <w:r>
+        <w:t xml:space="preserve"> entregue (commit </w:t>
+      </w:r>
+      <w:r>
+        <w:rPr>
+          <w:rFonts w:ascii="Consolas" w:hAnsi="Consolas"/>
+          <w:sz w:val="20"/>
+        </w:rPr>
+        <w:t>87a3525</w:t>
+      </w:r>
+      <w:r>
+        <w:t>) e instalado em</w:t>
       </w:r>
     </w:p>
     <w:p>
@@ -6187,10 +7461,44 @@
           <w:rFonts w:ascii="Consolas" w:hAnsi="Consolas"/>
           <w:sz w:val="20"/>
         </w:rPr>
-        <w:t>00-fonte/transcricao-bruta.txt</w:t>
-      </w:r>
-      <w:r>
-        <w:t xml:space="preserve"> não existir. Ficam aqui, prontas:</w:t>
+        <w:t>transcricoes/2026-09-12-alienigenas-e-humanos-entre-nos/00-fonte/transcricao-bruta.txt</w:t>
+      </w:r>
+      <w:r>
+        <w:t>, todas as</w:t>
+      </w:r>
+    </w:p>
+    <w:p>
+      <w:pPr>
+        <w:jc w:val="both"/>
+      </w:pPr>
+      <w:r>
+        <w:t>linhas abaixo passam a ter atestação — conferida uma a uma no corpo do bruto. **O item 4 da primeira</w:t>
+      </w:r>
+    </w:p>
+    <w:p>
+      <w:pPr>
+        <w:jc w:val="both"/>
+      </w:pPr>
+      <w:r>
+        <w:t xml:space="preserve">versão foi retirado**: </w:t>
+      </w:r>
+      <w:r>
+        <w:rPr>
+          <w:rFonts w:ascii="Consolas" w:hAnsi="Consolas"/>
+          <w:sz w:val="20"/>
+        </w:rPr>
+        <w:t>novo cósmico</w:t>
+      </w:r>
+      <w:r>
+        <w:t xml:space="preserve"> era corrupção da minha captura, não do ASR (§3); o bruto oficial</w:t>
+      </w:r>
+    </w:p>
+    <w:p>
+      <w:pPr>
+        <w:jc w:val="both"/>
+      </w:pPr>
+      <w:r>
+        <w:t>já diz "ovo cósmico".</w:t>
       </w:r>
     </w:p>
     <w:tbl>
@@ -6511,7 +7819,7 @@
               <w:rPr>
                 <w:sz w:val="20"/>
               </w:rPr>
-              <w:t>4</w:t>
+              <w:t>~~4~~</w:t>
             </w:r>
           </w:p>
         </w:tc>
@@ -6525,7 +7833,7 @@
               <w:rPr>
                 <w:sz w:val="20"/>
               </w:rPr>
-              <w:t>nova variante STT</w:t>
+              <w:t>~~novo cósmico → RC-034 Ovo Cósmico~~</w:t>
             </w:r>
           </w:p>
         </w:tc>
@@ -6539,7 +7847,7 @@
               <w:rPr>
                 <w:sz w:val="20"/>
               </w:rPr>
-              <w:t>novo cósmico</w:t>
+              <w:t>RETIRADO</w:t>
             </w:r>
           </w:p>
         </w:tc>
@@ -6553,7 +7861,7 @@
               <w:rPr>
                 <w:sz w:val="20"/>
               </w:rPr>
-              <w:t>RC-034 Ovo Cósmico</w:t>
+              <w:t>—</w:t>
             </w:r>
           </w:p>
         </w:tc>
@@ -6567,7 +7875,7 @@
               <w:rPr>
                 <w:sz w:val="20"/>
               </w:rPr>
-              <w:t>"ficaram dentro do novo cósmico"</w:t>
+              <w:t>corrupção da captura por fetch, não do ASR: o bruto oficial diz "ovo cósmico" (§3)</w:t>
             </w:r>
           </w:p>
         </w:tc>
@@ -7941,7 +9249,19 @@
         <w:jc w:val="both"/>
       </w:pPr>
       <w:r>
-        <w:t xml:space="preserve">Feito neste turno, sem custo: os </w:t>
+        <w:rPr>
+          <w:b/>
+        </w:rPr>
+        <w:t>Feito neste turno:</w:t>
+      </w:r>
+    </w:p>
+    <w:p>
+      <w:pPr>
+        <w:pStyle w:val="ListBullet"/>
+        <w:ind w:left="360"/>
+      </w:pPr>
+      <w:r>
+        <w:t xml:space="preserve">os </w:t>
       </w:r>
       <w:r>
         <w:rPr>
@@ -7964,7 +9284,24 @@
         <w:t xml:space="preserve"> estavam mentindo</w:t>
       </w:r>
       <w:r>
-        <w:t xml:space="preserve"> —</w:t>
+        <w:t xml:space="preserve"> — diziam que </w:t>
+      </w:r>
+      <w:r>
+        <w:rPr>
+          <w:rFonts w:ascii="Consolas" w:hAnsi="Consolas"/>
+          <w:sz w:val="20"/>
+        </w:rPr>
+        <w:t>rc_novo</w:t>
+      </w:r>
+      <w:r>
+        <w:t>/</w:t>
+      </w:r>
+      <w:r>
+        <w:rPr>
+          <w:rFonts w:ascii="Consolas" w:hAnsi="Consolas"/>
+          <w:sz w:val="20"/>
+        </w:rPr>
+        <w:t>rc_indice</w:t>
       </w:r>
     </w:p>
     <w:p>
@@ -7972,27 +9309,58 @@
         <w:jc w:val="both"/>
       </w:pPr>
       <w:r>
-        <w:t xml:space="preserve">diziam que </w:t>
+        <w:t xml:space="preserve">  medem o corpo pela linha mais longa, o que deixou de ser verdade hoje de manhã com o</w:t>
+      </w:r>
+    </w:p>
+    <w:p>
+      <w:pPr>
+        <w:jc w:val="both"/>
+      </w:pPr>
+      <w:r>
+        <w:t xml:space="preserve">  </w:t>
       </w:r>
       <w:r>
         <w:rPr>
           <w:rFonts w:ascii="Consolas" w:hAnsi="Consolas"/>
           <w:sz w:val="20"/>
         </w:rPr>
-        <w:t>rc_novo</w:t>
-      </w:r>
-      <w:r>
-        <w:t>/</w:t>
+        <w:t>rc_leitura.py</w:t>
+      </w:r>
+      <w:r>
+        <w:t>. Atualizados para descrever o código real;</w:t>
+      </w:r>
+    </w:p>
+    <w:p>
+      <w:pPr>
+        <w:pStyle w:val="ListBullet"/>
+        <w:ind w:left="360"/>
+      </w:pPr>
+      <w:r>
+        <w:rPr>
+          <w:rFonts w:ascii="Consolas" w:hAnsi="Consolas"/>
+          <w:b/>
+          <w:sz w:val="20"/>
+        </w:rPr>
+        <w:t>rc_perfil_stt.py</w:t>
+      </w:r>
+      <w:r>
+        <w:rPr>
+          <w:b/>
+        </w:rPr>
+        <w:t xml:space="preserve"> passou a medir o corpo pelo critério único</w:t>
+      </w:r>
+      <w:r>
+        <w:t xml:space="preserve"> (</w:t>
       </w:r>
       <w:r>
         <w:rPr>
           <w:rFonts w:ascii="Consolas" w:hAnsi="Consolas"/>
           <w:sz w:val="20"/>
         </w:rPr>
-        <w:t>rc_indice</w:t>
-      </w:r>
-      <w:r>
-        <w:t xml:space="preserve"> medem o corpo pela linha mais longa, o que deixou de ser verdade</w:t>
+        <w:t>rc_leitura</w:t>
+      </w:r>
+      <w:r>
+        <w:t>), e não o arquivo</w:t>
       </w:r>
     </w:p>
     <w:p>
@@ -8000,25 +9368,145 @@
         <w:jc w:val="both"/>
       </w:pPr>
       <w:r>
-        <w:t xml:space="preserve">hoje de manhã com o </w:t>
+        <w:t xml:space="preserve">  inteiro. Era a </w:t>
+      </w:r>
+      <w:r>
+        <w:rPr>
+          <w:b/>
+        </w:rPr>
+        <w:t>terceira régua de corpo</w:t>
+      </w:r>
+      <w:r>
+        <w:t xml:space="preserve"> da casa e a mais perigosa, porque ninguém a via: no vídeo</w:t>
+      </w:r>
+    </w:p>
+    <w:p>
+      <w:pPr>
+        <w:jc w:val="both"/>
+      </w:pPr>
+      <w:r>
+        <w:t xml:space="preserve">  2 o cabeçalho traz o "Guia de fontes" resumido (167 palavras sobre um corpo de 1.810, pontuado por</w:t>
+      </w:r>
+    </w:p>
+    <w:p>
+      <w:pPr>
+        <w:jc w:val="both"/>
+      </w:pPr>
+      <w:r>
+        <w:t xml:space="preserve">  ser resumo automático), e o instrumento devolveu </w:t>
+      </w:r>
+      <w:r>
+        <w:rPr>
+          <w:b/>
+        </w:rPr>
+        <w:t>14,37%</w:t>
+      </w:r>
+      <w:r>
+        <w:t xml:space="preserve"> de divergência onde o corpo tem</w:t>
+      </w:r>
+    </w:p>
+    <w:p>
+      <w:pPr>
+        <w:jc w:val="both"/>
+      </w:pPr>
+      <w:r>
+        <w:t xml:space="preserve">  </w:t>
+      </w:r>
+      <w:r>
+        <w:rPr>
+          <w:b/>
+        </w:rPr>
+        <w:t>8,12%</w:t>
+      </w:r>
+      <w:r>
+        <w:t>, além de anunciar "pontuação nativa" do ASR com 6,6 sinais por 1.000 palavras inventados</w:t>
+      </w:r>
+    </w:p>
+    <w:p>
+      <w:pPr>
+        <w:jc w:val="both"/>
+      </w:pPr>
+      <w:r>
+        <w:t xml:space="preserve">  pelo cabeçalho. O eixo 4 continua olhando o arquivo inteiro — é a pergunta dele ("onde começa o</w:t>
+      </w:r>
+    </w:p>
+    <w:p>
+      <w:pPr>
+        <w:jc w:val="both"/>
+      </w:pPr>
+      <w:r>
+        <w:t xml:space="preserve">  corpo?") — mas agora com </w:t>
       </w:r>
       <w:r>
         <w:rPr>
           <w:rFonts w:ascii="Consolas" w:hAnsi="Consolas"/>
           <w:sz w:val="20"/>
         </w:rPr>
-        <w:t>rc_leitura.py</w:t>
-      </w:r>
-      <w:r>
-        <w:t>. Atualizados para descrever o código real, inclusive o resíduo do</w:t>
+        <w:t>texto_integral</w:t>
+      </w:r>
+      <w:r>
+        <w:t xml:space="preserve"> separado de </w:t>
+      </w:r>
+      <w:r>
+        <w:rPr>
+          <w:rFonts w:ascii="Consolas" w:hAnsi="Consolas"/>
+          <w:sz w:val="20"/>
+        </w:rPr>
+        <w:t>texto</w:t>
+      </w:r>
+      <w:r>
+        <w:t>;</w:t>
       </w:r>
     </w:p>
     <w:p>
       <w:pPr>
+        <w:pStyle w:val="ListBullet"/>
+        <w:ind w:left="360"/>
+      </w:pPr>
+      <w:r>
+        <w:t xml:space="preserve">com isso o instrumento passa a dizer a verdade sobre o vídeo 2: bruto </w:t>
+      </w:r>
+      <w:r>
+        <w:rPr>
+          <w:b/>
+        </w:rPr>
+        <w:t>0,11</w:t>
+      </w:r>
+      <w:r>
+        <w:t xml:space="preserve"> sinais por 100</w:t>
+      </w:r>
+    </w:p>
+    <w:p>
+      <w:pPr>
         <w:jc w:val="both"/>
       </w:pPr>
       <w:r>
-        <w:t xml:space="preserve">critério 3. Testes: </w:t>
+        <w:t xml:space="preserve">  palavras → Guia §8 </w:t>
+      </w:r>
+      <w:r>
+        <w:rPr>
+          <w:b/>
+        </w:rPr>
+        <w:t>compatível</w:t>
+      </w:r>
+      <w:r>
+        <w:t xml:space="preserve"> (o STT não pontua); revisão 16,13 → premissa superada, como é</w:t>
+      </w:r>
+    </w:p>
+    <w:p>
+      <w:pPr>
+        <w:jc w:val="both"/>
+      </w:pPr>
+      <w:r>
+        <w:t xml:space="preserve">  esperado de um texto revisado.</w:t>
+      </w:r>
+    </w:p>
+    <w:p>
+      <w:pPr>
+        <w:jc w:val="both"/>
+      </w:pPr>
+      <w:r>
+        <w:t xml:space="preserve">Testes: </w:t>
       </w:r>
       <w:r>
         <w:rPr>
@@ -8266,7 +9754,7 @@
         <w:t>docs/pareceres/</w:t>
       </w:r>
       <w:r>
-        <w:t xml:space="preserve"> e o arquivo continua em </w:t>
+        <w:t xml:space="preserve">; o arquivo migrou de </w:t>
       </w:r>
       <w:r>
         <w:rPr>
@@ -8274,6 +9762,24 @@
           <w:sz w:val="20"/>
         </w:rPr>
         <w:t>upload/</w:t>
+      </w:r>
+      <w:r>
+        <w:t xml:space="preserve"> para</w:t>
+      </w:r>
+    </w:p>
+    <w:p>
+      <w:pPr>
+        <w:jc w:val="both"/>
+      </w:pPr>
+      <w:r>
+        <w:t xml:space="preserve">  </w:t>
+      </w:r>
+      <w:r>
+        <w:rPr>
+          <w:rFonts w:ascii="Consolas" w:hAnsi="Consolas"/>
+          <w:sz w:val="20"/>
+        </w:rPr>
+        <w:t>transcricoes/2026-09-12-alienigenas-e-humanos-entre-nos/00-fonte/revisao-comandante.docx</w:t>
       </w:r>
       <w:r>
         <w:t>, de onde só</w:t>
@@ -8319,7 +9825,7 @@
         <w:br/>
         <w:t>/tmp/venv/bin/python -c "from docx import Document; u=[p.text for p in \</w:t>
         <w:br/>
-        <w:t>Document('upload/alienigenas-ou-seres-de-outro-universo.docx').paragraphs if p.text.strip()]; \</w:t>
+        <w:t>Document('transcricoes/2026-09-12-alienigenas-e-humanos-entre-nos/00-fonte/revisao-comandante.docx').paragraphs if p.text.strip()]; \</w:t>
         <w:br/>
         <w:t>open('docs/pareceres/video-2-revisao-corpo.txt','w',encoding='utf-8').write(chr(10).join(u[3:])+chr(10))"</w:t>
         <w:br/>
@@ -8368,21 +9874,21 @@
           <w:color w:val="1F3B57"/>
           <w:sz w:val="24"/>
         </w:rPr>
-        <w:t>11. Decisões pendentes do Comandante</w:t>
+        <w:t>11. Decisões — o que o despacho de 16/09 já respondeu, e o que sobra</w:t>
       </w:r>
     </w:p>
     <w:p>
       <w:pPr>
-        <w:pStyle w:val="ListNumber"/>
+        <w:jc w:val="both"/>
       </w:pPr>
       <w:r>
         <w:rPr>
           <w:b/>
         </w:rPr>
-        <w:t>O bruto oficial</w:t>
-      </w:r>
-      <w:r>
-        <w:t xml:space="preserve"> — copiar a transcrição do painel do YouTube (30 s) e entregar. Destrava G1, G9</w:t>
+        <w:t>Respondidas pelo Comandante</w:t>
+      </w:r>
+      <w:r>
+        <w:t xml:space="preserve"> (despacho: *"podemos tratar este 2º vídeo normalmente, sem necessidade</w:t>
       </w:r>
     </w:p>
     <w:p>
@@ -8390,7 +9896,7 @@
         <w:jc w:val="both"/>
       </w:pPr>
       <w:r>
-        <w:t xml:space="preserve">   e toda a fila do §7. Sem ele, a casa tem uma revisão boa e nenhuma forma de auditá-la.</w:t>
+        <w:t>de comparação, ou seja, uma esteira normal"*):</w:t>
       </w:r>
     </w:p>
     <w:p>
@@ -8401,10 +9907,30 @@
         <w:rPr>
           <w:b/>
         </w:rPr>
-        <w:t>Título e slug</w:t>
-      </w:r>
-      <w:r>
-        <w:t xml:space="preserve"> — "Alienígenas e humanos: Eles já estão entre nós?" (oficial) ou "Alienígenas ou</w:t>
+        <w:t>Bruto oficial</w:t>
+      </w:r>
+      <w:r>
+        <w:t xml:space="preserve"> — entregue (</w:t>
+      </w:r>
+      <w:r>
+        <w:rPr>
+          <w:rFonts w:ascii="Consolas" w:hAnsi="Consolas"/>
+          <w:sz w:val="20"/>
+        </w:rPr>
+        <w:t>upload/video-2-transcri-youtube.txt</w:t>
+      </w:r>
+      <w:r>
+        <w:t xml:space="preserve">, commit </w:t>
+      </w:r>
+      <w:r>
+        <w:rPr>
+          <w:rFonts w:ascii="Consolas" w:hAnsi="Consolas"/>
+          <w:sz w:val="20"/>
+        </w:rPr>
+        <w:t>87a3525</w:t>
+      </w:r>
+      <w:r>
+        <w:t>). Instalado</w:t>
       </w:r>
     </w:p>
     <w:p>
@@ -8412,48 +9938,125 @@
         <w:jc w:val="both"/>
       </w:pPr>
       <w:r>
-        <w:t xml:space="preserve">   seres de outro universo?" (do arquivo)? O slug vira nome de pasta e vai para o catálogo e o</w:t>
+        <w:t xml:space="preserve">   em </w:t>
+      </w:r>
+      <w:r>
+        <w:rPr>
+          <w:rFonts w:ascii="Consolas" w:hAnsi="Consolas"/>
+          <w:sz w:val="20"/>
+        </w:rPr>
+        <w:t>00-fonte/transcricao-bruta.txt</w:t>
+      </w:r>
+      <w:r>
+        <w:t>; G1 verde; fila de curadoria com atestação.</w:t>
       </w:r>
     </w:p>
     <w:p>
       <w:pPr>
+        <w:pStyle w:val="ListNumber"/>
+      </w:pPr>
+      <w:r>
+        <w:rPr>
+          <w:b/>
+        </w:rPr>
+        <w:t>Comparação entre motores</w:t>
+      </w:r>
+      <w:r>
+        <w:t xml:space="preserve"> — dispensada. O vídeo 2 entra como </w:t>
+      </w:r>
+      <w:r>
+        <w:rPr>
+          <w:b/>
+        </w:rPr>
+        <w:t>esteira normal</w:t>
+      </w:r>
+      <w:r>
+        <w:t>: bruto →</w:t>
+      </w:r>
+    </w:p>
+    <w:p>
+      <w:pPr>
         <w:jc w:val="both"/>
       </w:pPr>
       <w:r>
+        <w:t xml:space="preserve">   diagnóstico → blocos → produto → devolução → nove portões. A auditoria deste parecer fica como</w:t>
+      </w:r>
+    </w:p>
+    <w:p>
+      <w:pPr>
+        <w:jc w:val="both"/>
+      </w:pPr>
+      <w:r>
+        <w:t xml:space="preserve">   registro do teste que o Comandante fez, não como etapa do fluxo.</w:t>
+      </w:r>
+    </w:p>
+    <w:p>
+      <w:pPr>
+        <w:pStyle w:val="ListNumber"/>
+      </w:pPr>
+      <w:r>
+        <w:rPr>
+          <w:b/>
+        </w:rPr>
+        <w:t>Natureza da camada</w:t>
+      </w:r>
+      <w:r>
+        <w:t xml:space="preserve"> — resolvida na prática: o texto do Comandante não é derivado de máquina, é</w:t>
+      </w:r>
+    </w:p>
+    <w:p>
+      <w:pPr>
+        <w:jc w:val="both"/>
+      </w:pPr>
+      <w:r>
         <w:t xml:space="preserve">   </w:t>
+      </w:r>
+      <w:r>
+        <w:rPr>
+          <w:b/>
+        </w:rPr>
+        <w:t>revisão</w:t>
+      </w:r>
+      <w:r>
+        <w:t>. Entra como matéria dos blocos (</w:t>
       </w:r>
       <w:r>
         <w:rPr>
           <w:rFonts w:ascii="Consolas" w:hAnsi="Consolas"/>
           <w:sz w:val="20"/>
         </w:rPr>
-        <w:t>biblio.json</w:t>
-      </w:r>
-      <w:r>
-        <w:t>.</w:t>
+        <w:t>20-blocos/</w:t>
+      </w:r>
+      <w:r>
+        <w:t xml:space="preserve">), não como </w:t>
+      </w:r>
+      <w:r>
+        <w:rPr>
+          <w:rFonts w:ascii="Consolas" w:hAnsi="Consolas"/>
+          <w:sz w:val="20"/>
+        </w:rPr>
+        <w:t>derivado:</w:t>
+      </w:r>
+      <w:r>
+        <w:t xml:space="preserve"> em metadados; o G9</w:t>
       </w:r>
     </w:p>
     <w:p>
       <w:pPr>
-        <w:pStyle w:val="ListNumber"/>
-      </w:pPr>
-      <w:r>
-        <w:rPr>
-          <w:b/>
-        </w:rPr>
-        <w:t>Natureza da camada</w:t>
-      </w:r>
-      <w:r>
-        <w:t xml:space="preserve"> (§5) — o arquivo entra como </w:t>
-      </w:r>
-      <w:r>
-        <w:rPr>
-          <w:b/>
-        </w:rPr>
-        <w:t>revisão externa</w:t>
-      </w:r>
-      <w:r>
-        <w:t xml:space="preserve"> (sem teto de divergência,</w:t>
+        <w:jc w:val="both"/>
+      </w:pPr>
+      <w:r>
+        <w:t xml:space="preserve">   responde </w:t>
+      </w:r>
+      <w:r>
+        <w:rPr>
+          <w:rFonts w:ascii="Consolas" w:hAnsi="Consolas"/>
+          <w:sz w:val="20"/>
+        </w:rPr>
+        <w:t>N/A</w:t>
+      </w:r>
+      <w:r>
+        <w:t xml:space="preserve"> nesta pasta e o §5 fica como proposta de norma para quando houver revisão de</w:t>
       </w:r>
     </w:p>
     <w:p>
@@ -8461,58 +10064,75 @@
         <w:jc w:val="both"/>
       </w:pPr>
       <w:r>
-        <w:t xml:space="preserve">   com auditoria de rastreabilidade) ou como </w:t>
-      </w:r>
-      <w:r>
-        <w:rPr>
-          <w:b/>
-        </w:rPr>
-        <w:t>derivado de trabalho</w:t>
-      </w:r>
-      <w:r>
-        <w:t xml:space="preserve"> (teto, e então 9,23% reprova)?</w:t>
+        <w:t xml:space="preserve">   terceiro de novo.</w:t>
       </w:r>
     </w:p>
     <w:p>
       <w:pPr>
-        <w:jc w:val="both"/>
-      </w:pPr>
-      <w:r>
-        <w:t xml:space="preserve">   Proponho o primeiro, com </w:t>
+        <w:pStyle w:val="ListNumber"/>
+      </w:pPr>
+      <w:r>
+        <w:rPr>
+          <w:b/>
+        </w:rPr>
+        <w:t>Os dêiticos nomeados</w:t>
+      </w:r>
+      <w:r>
+        <w:t xml:space="preserve"> — justificados pelo autor da revisão (§4). Entram no texto com </w:t>
       </w:r>
       <w:r>
         <w:rPr>
           <w:rFonts w:ascii="Consolas" w:hAnsi="Consolas"/>
           <w:sz w:val="20"/>
         </w:rPr>
-        <w:t>derivado.natureza: revisao-externa</w:t>
-      </w:r>
-      <w:r>
-        <w:t>.</w:t>
+        <w:t>[NOTA]</w:t>
+      </w:r>
+      <w:r>
+        <w:t xml:space="preserve"> na</w:t>
       </w:r>
     </w:p>
     <w:p>
       <w:pPr>
-        <w:pStyle w:val="ListNumber"/>
+        <w:jc w:val="both"/>
+      </w:pPr>
+      <w:r>
+        <w:t xml:space="preserve">   primeira ocorrência de cada nome, como o Guia §12 pede.</w:t>
+      </w:r>
+    </w:p>
+    <w:p>
+      <w:pPr>
+        <w:jc w:val="both"/>
       </w:pPr>
       <w:r>
         <w:rPr>
           <w:b/>
         </w:rPr>
-        <w:t>Quem termina o texto</w:t>
-      </w:r>
-      <w:r>
-        <w:t xml:space="preserve"> (§8) — a casa converte para blocos </w:t>
+        <w:t>Sobram duas, e só duas:</w:t>
+      </w:r>
+    </w:p>
+    <w:p>
+      <w:pPr>
+        <w:pStyle w:val="ListBullet"/>
+        <w:ind w:left="360"/>
+      </w:pPr>
+      <w:r>
+        <w:rPr>
+          <w:b/>
+        </w:rPr>
+        <w:t>título e slug</w:t>
+      </w:r>
+      <w:r>
+        <w:t xml:space="preserve"> — o YouTube diz "Alienígenas e humanos: Eles já estão entre nós?"; o </w:t>
       </w:r>
       <w:r>
         <w:rPr>
           <w:rFonts w:ascii="Consolas" w:hAnsi="Consolas"/>
           <w:sz w:val="20"/>
         </w:rPr>
-        <w:t>.md</w:t>
-      </w:r>
-      <w:r>
-        <w:t>, aplica as 2 correções, a</w:t>
+        <w:t>.docx</w:t>
+      </w:r>
+      <w:r>
+        <w:t xml:space="preserve"> diz</w:t>
       </w:r>
     </w:p>
     <w:p>
@@ -8520,57 +10140,85 @@
         <w:jc w:val="both"/>
       </w:pPr>
       <w:r>
-        <w:t xml:space="preserve">   disfluência leve e os </w:t>
+        <w:t xml:space="preserve">  "Alienígenas ou seres de outro universo?". A casa adotou o oficial para o slug</w:t>
+      </w:r>
+    </w:p>
+    <w:p>
+      <w:pPr>
+        <w:jc w:val="both"/>
+      </w:pPr>
+      <w:r>
+        <w:t xml:space="preserve">  (</w:t>
       </w:r>
       <w:r>
         <w:rPr>
           <w:rFonts w:ascii="Consolas" w:hAnsi="Consolas"/>
           <w:sz w:val="20"/>
         </w:rPr>
-        <w:t>[NOTA]</w:t>
-      </w:r>
-      <w:r>
-        <w:t xml:space="preserve"> nas inserções doutrinárias, e remonta o </w:t>
+        <w:t>2026-09-12-alienigenas-e-humanos-entre-nos</w:t>
+      </w:r>
+      <w:r>
+        <w:t>) e registrou o do Comandante como título de trabalho;</w:t>
+      </w:r>
+    </w:p>
+    <w:p>
+      <w:pPr>
+        <w:jc w:val="both"/>
+      </w:pPr>
+      <w:r>
+        <w:t xml:space="preserve">  trocar depois é um </w:t>
       </w:r>
       <w:r>
         <w:rPr>
           <w:rFonts w:ascii="Consolas" w:hAnsi="Consolas"/>
           <w:sz w:val="20"/>
         </w:rPr>
-        <w:t>.docx</w:t>
-      </w:r>
-      <w:r>
-        <w:t>? Ou o Comandante</w:t>
+        <w:t>git mv</w:t>
+      </w:r>
+      <w:r>
+        <w:t xml:space="preserve"> mais três campos de metadados.</w:t>
       </w:r>
     </w:p>
     <w:p>
       <w:pPr>
-        <w:jc w:val="both"/>
-      </w:pPr>
-      <w:r>
-        <w:t xml:space="preserve">   prefere manter a revisão dele como está, com este parecer anexado?</w:t>
+        <w:pStyle w:val="ListBullet"/>
+        <w:ind w:left="360"/>
+      </w:pPr>
+      <w:r>
+        <w:rPr>
+          <w:b/>
+        </w:rPr>
+        <w:t>data</w:t>
+      </w:r>
+      <w:r>
+        <w:t xml:space="preserve"> — o cabeçalho do bruto diz 13/09/2026, o </w:t>
+      </w:r>
+      <w:r>
+        <w:rPr>
+          <w:rFonts w:ascii="Consolas" w:hAnsi="Consolas"/>
+          <w:sz w:val="20"/>
+        </w:rPr>
+        <w:t>.docx</w:t>
+      </w:r>
+      <w:r>
+        <w:t xml:space="preserve"> diz 12/09/2026 e a plataforma diz</w:t>
       </w:r>
     </w:p>
     <w:p>
       <w:pPr>
-        <w:pStyle w:val="ListNumber"/>
-      </w:pPr>
-      <w:r>
-        <w:rPr>
-          <w:b/>
-        </w:rPr>
-        <w:t>A premissa do §3</w:t>
-      </w:r>
-      <w:r>
-        <w:t xml:space="preserve"> — confirmar no painel se o YouTube agora pontua. Se sim, o Guia §8 muda de</w:t>
-      </w:r>
-    </w:p>
-    <w:p>
-      <w:pPr>
         <w:jc w:val="both"/>
       </w:pPr>
       <w:r>
-        <w:t xml:space="preserve">   novo e a camada derivada do vídeo 1 precisa ser reavaliada com dados novos.</w:t>
+        <w:t xml:space="preserve">  </w:t>
+      </w:r>
+      <w:r>
+        <w:rPr>
+          <w:i/>
+        </w:rPr>
+        <w:t>uploaded</w:t>
+      </w:r>
+      <w:r>
+        <w:t xml:space="preserve"> 2026-09-12. A casa ficou com a plataforma e registrou as três (§2).</w:t>
       </w:r>
     </w:p>
     <w:sectPr>
